--- a/release/materials/technical_report.docx
+++ b/release/materials/technical_report.docx
@@ -208,7 +208,7 @@
                 <w:b w:val="0"/>
                 <w:sz w:val="18"/>
               </w:rPr>
-              <w:t>PGL50H-6IFBG484，50 MHz，唯一最终 bitstream 已生成</w:t>
+              <w:t>PGL50H-6IFBG484，板载晶振 50 MHz，交付设计经片上 PLL 工作在 85 MHz，主/备两个 bitstream 已生成</w:t>
             </w:r>
           </w:p>
         </w:tc>
@@ -318,7 +318,7 @@
                 <w:b w:val="0"/>
                 <w:sz w:val="18"/>
               </w:rPr>
-              <w:t>competition final candidate，J8 实体闭环 80/80 PASS</w:t>
+              <w:t>competition final candidate，J8 实体闭环连续 320/320 PASS</w:t>
             </w:r>
           </w:p>
         </w:tc>
@@ -357,7 +357,7 @@
           <w:color w:val="666666"/>
           <w:sz w:val="22"/>
         </w:rPr>
-        <w:t>技术报告候选版  2026 年 9 月 17 日</w:t>
+        <w:t>技术报告候选版  2026 年 9 月 22 日</w:t>
       </w:r>
     </w:p>
     <w:p>
@@ -397,7 +397,7 @@
           <w:b w:val="0"/>
           <w:sz w:val="22"/>
         </w:rPr>
-        <w:t>当前自动化回归覆盖完整 RV32I 定向测试、上游 RV32UI Core 29 项与 Memory 10 项、GCC 裸机程序、Single Cycle 与 Pipeline 的完整退休 trace、官方 CoreMark CRC、逻辑分析仪采集与 Python/VCD 工具。唯一最终 MES50HP 配置已生成 bitstream 并通过 50 MHz 时序约束。同一 CoreMark 镜像的 Predictor Off/On 对比中，On 的 CPI 为 2.3747，并减少 12.06% 周期；这些数值不替代实体板跑分。</w:t>
+        <w:t>当前自动化回归覆盖完整 RV32I 定向测试、上游 RV32UI Core 29 项与 Memory 10 项、GCC 裸机程序、Single Cycle 与 Pipeline 的完整退休 trace、官方 CoreMark CRC、逻辑分析仪采集与 Python/VCD 工具。交付 MES50HP 配置（`fpga/logic_analyzer_85m`，顶层 `mes50hp_logic_analyzer_pll_top`）已生成 bitstream 并通过 85 MHz 时序约束：All Constraints Met，Setup WNS +0.663 ns、Hold WHS +0.304 ns、估算 Fmax 90.0766 MHz；发布包同时保留已上板验证的 50 MHz 备用 bitstream。</w:t>
       </w:r>
     </w:p>
     <w:p>
@@ -410,7 +410,20 @@
           <w:b w:val="0"/>
           <w:sz w:val="22"/>
         </w:rPr>
-        <w:t>应用端提供八通道、256 点 Raw 缓存、可调采样分频、电平/上升沿/下降沿触发和触发前后采样。RISC-V 软件使用 MMIO 配置 Capture Engine，解析 UART/SPI 并通过 115200 8N1 串口发送样本，Python 工具复核协议并输出 VCD。软件、RTL、固件和约束已经收口；MES50HP JTAG 下载 DONE=1，J8 static、counter、UART 和 SPI 四模式各 20 次，共 80/80 实体闭环 PASS。</w:t>
+        <w:t>同一 CoreMark 镜像的 Predictor Off/On 对比中，On 为 1,251,724 cycles、CPI 1.5907，相对 Off 的 1,604,264 cycles、CPI 2.0670 减少 21.98% 周期；这些仿真数值不替代实体板跑分。板载晶振为 50 MHz，交付设计经片上 PLL 工作在 85 MHz；实体 CoreMark 已在四个频点实测：50 MHz Score 46.816（1000 iterations、21.360 s）、80 MHz Score 74.905（2500 iterations、33.375 s）、85 MHz Score 79.587（2500 iterations、31.412 s）、90 MHz Score 84.269（2500 iterations、29.66 s），CoreMark/MHz 恒为 0.936，官方 CRC 全部 PASS。85 MHz 与交付时钟一致，因此交付口径的实体跑分是 Score 79.587、板级 CPI ≈1.50。以上实体分数与 CPI 全部来自 CoreMark 专用 bitstream，不来自交付的逻辑分析仪位流。</w:t>
+      </w:r>
+    </w:p>
+    <w:p>
+      <w:pPr>
+        <w:spacing w:after="120" w:line="300" w:lineRule="auto"/>
+      </w:pPr>
+      <w:r>
+        <w:rPr>
+          <w:rFonts w:ascii="DengXian" w:hAnsi="DengXian" w:eastAsia="DengXian"/>
+          <w:b w:val="0"/>
+          <w:sz w:val="22"/>
+        </w:rPr>
+        <w:t>应用端提供八通道、256 点 Raw 缓存、可调采样分频、电平/上升沿/下降沿触发和触发前后采样。RISC-V 软件使用 MMIO 配置 Capture Engine，解析 UART/SPI 并通过 115200 8N1 串口发送样本，Python 工具复核协议并输出 VCD。软件、RTL、固件和约束已经收口；85 MHz 交付位流 MES50HP JTAG 下载 DONE=1，J8 static、counter、UART 和 SPI 四模式连续 320 次实体闭环零失败（首轮 80 次加三轮 soak 各 80 次），证据见 `release/evidence/logic_analyzer_board_85m/` 与 `release/evidence/logic_analyzer_board_85m_soak/`。</w:t>
       </w:r>
     </w:p>
     <w:p>
@@ -459,7 +472,20 @@
           <w:b w:val="0"/>
           <w:sz w:val="22"/>
         </w:rPr>
-        <w:t>作品以完整、可验证的 RV32I 处理器为主线，以可重构逻辑分析仪证明软硬件协同和 Core 外设解耦。竞赛版本固定使用 MES50HP、50 MHz 和片上 RAM，不实现 Cache、burst、完整异常中断、AI、外部 DDR、HDMI、PCIe、千兆网或自定义指令。最终流水线加入经过 Predictor Off/On 对比验证的 16 项 BTB；RLE 仍冻结为赛后研究。</w:t>
+        <w:t>作品以完整、可验证的 RV32I 处理器为主线，以可重构逻辑分析仪证明软硬件协同和 Core 外设解耦。竞赛版本固定使用 MES50HP，板载晶振为 50 MHz，交付设计经片上 PLL 工作在 85 MHz（并非把系统时钟固定在 50 MHz）。按 2026-09-29 经用户批准的范围变更，I-Cache、D-Cache、burst 与外部 DDR3 已由“本届不做”改为“本届要做”：机器模式 CSR/Trap/MRET 与定时器中断已实现并进入交付配置，Trap 契约 M-01…M-24 全部 PASS、独立断言 99/99 通过，板级裸机定时器中断演示已采集 12 次中断（自计时期中位数 12,517,376 拍 = 250.348 ms）；S1 板级 DDR3 冒烟测试 PASS（BIST 错误计数全程为 0），但 DDR3 尚未接入 CPU 存储路径，因此不宣称任何 DDR3 性能数字；S2 行式突发 PASS，总线周期 48 → 30（−37.5%）；S3 2 路组相联 I-Cache 与 S4 2 路组相联 D-Cache 功能正确，但实测均无净收益，按止损条件默认关闭。最终流水线加入经过 Predictor Off/On 对比验证的 16 项 BTB。本届仍不实现 AI/YOLO、HDMI、PCIe、千兆网和自定义 RISC-V 指令；RLE 仍冻结为赛后研究。</w:t>
+      </w:r>
+    </w:p>
+    <w:p>
+      <w:pPr>
+        <w:spacing w:after="120" w:line="300" w:lineRule="auto"/>
+      </w:pPr>
+      <w:r>
+        <w:rPr>
+          <w:rFonts w:ascii="DengXian" w:hAnsi="DengXian" w:eastAsia="DengXian"/>
+          <w:b w:val="0"/>
+          <w:sz w:val="22"/>
+        </w:rPr>
+        <w:t>Cache 与突发这一路线的结论是诚实的负结果：S3 2 路组相联 I-Cache 使 cycles 从 1,251,724 变为 2,891,324（2.31× 变慢），S4 2 路组相联 D-Cache 使 cycles 从 1,251,724 变为 1,348,302（+7.7%），两者均已按止损条件默认关闭。原因是片内 BRAM 的访问延迟已经优于 Cache 命中延迟，在后端仍是 BRAM 的前提下 Cache 不可能产生净收益；只有真实 DDR3/HMIC 后端接入存储路径后才可能翻盘。交付位流与实体 CoreMark 分数均不含 Cache。</w:t>
       </w:r>
     </w:p>
     <w:tbl>
@@ -938,7 +964,7 @@
                 <w:b w:val="0"/>
                 <w:sz w:val="18"/>
               </w:rPr>
-              <w:t>唯一最终 FPGA 配置</w:t>
+              <w:t>85 MHz 主位流加 50 MHz 已验证备用位流</w:t>
             </w:r>
           </w:p>
         </w:tc>
@@ -1009,7 +1035,7 @@
           <w:b w:val="0"/>
           <w:sz w:val="22"/>
         </w:rPr>
-        <w:t>PDS 数字来自综合、布局布线和时序报告，统一注明目标器件与 50 MHz 约束。</w:t>
+        <w:t>PDS 数字来自综合、布局布线和时序报告，统一注明目标器件与约束频率（交付配置为 85 MHz，备用配置为 50 MHz）。</w:t>
       </w:r>
     </w:p>
     <w:p>
@@ -1024,6 +1050,62 @@
           <w:sz w:val="22"/>
         </w:rPr>
         <w:t>实体结论只接受板卡脚本、串口日志、Fabric Debugger 波形和断电复测记录。</w:t>
+      </w:r>
+    </w:p>
+    <w:p>
+      <w:pPr>
+        <w:pStyle w:val="ListBullet"/>
+        <w:spacing w:after="60" w:line="276" w:lineRule="auto"/>
+      </w:pPr>
+      <w:r>
+        <w:rPr>
+          <w:rFonts w:ascii="DengXian" w:hAnsi="DengXian" w:eastAsia="DengXian"/>
+          <w:b w:val="0"/>
+          <w:sz w:val="22"/>
+        </w:rPr>
+        <w:t>Cache 与 burst 的对比数字来自同一 CoreMark 镜像的对照实验；Cache 为默认关闭项，不得写成收益。</w:t>
+      </w:r>
+    </w:p>
+    <w:p>
+      <w:pPr>
+        <w:pStyle w:val="ListBullet"/>
+        <w:spacing w:after="60" w:line="276" w:lineRule="auto"/>
+      </w:pPr>
+      <w:r>
+        <w:rPr>
+          <w:rFonts w:ascii="DengXian" w:hAnsi="DengXian" w:eastAsia="DengXian"/>
+          <w:b w:val="0"/>
+          <w:sz w:val="22"/>
+        </w:rPr>
+        <w:t>DDR3 目前只有板级连通性结论，不宣称吞吐量或延迟数字。</w:t>
+      </w:r>
+    </w:p>
+    <w:p>
+      <w:pPr>
+        <w:pStyle w:val="ListBullet"/>
+        <w:spacing w:after="60" w:line="276" w:lineRule="auto"/>
+      </w:pPr>
+      <w:r>
+        <w:rPr>
+          <w:rFonts w:ascii="DengXian" w:hAnsi="DengXian" w:eastAsia="DengXian"/>
+          <w:b w:val="0"/>
+          <w:sz w:val="22"/>
+        </w:rPr>
+        <w:t>交付包同时包含 85 MHz 主位流与已验证的 50 MHz 备用位流，满足 `docs/roadmap.md` Task 35 中“主版本失败时能切换已验证备用版本”的要求；备用位流是此前已上板验证的同一配置，不是未验证临时代码。</w:t>
+      </w:r>
+    </w:p>
+    <w:p>
+      <w:pPr>
+        <w:pStyle w:val="ListBullet"/>
+        <w:spacing w:after="60" w:line="276" w:lineRule="auto"/>
+      </w:pPr>
+      <w:r>
+        <w:rPr>
+          <w:rFonts w:ascii="DengXian" w:hAnsi="DengXian" w:eastAsia="DengXian"/>
+          <w:b w:val="0"/>
+          <w:sz w:val="22"/>
+        </w:rPr>
+        <w:t>85 MHz 由片上 PLL 从板载 50 MHz 晶振生成，两者是同一交付设计的时钟来源，不属于两次不同交付。</w:t>
       </w:r>
     </w:p>
     <w:p>
@@ -3230,7 +3312,7 @@
           <w:b w:val="0"/>
           <w:sz w:val="22"/>
         </w:rPr>
-        <w:t>数据事务等待期间保持流水线状态，WB 值继续可前递；定向用例 `task23_wb_hold` 覆盖该边界。</w:t>
+        <w:t>数据事务等待期间保持流水线状态，WB 值继续可前递；定向用例 `wb_hold` 覆盖该边界。</w:t>
       </w:r>
     </w:p>
     <w:p>
@@ -3899,7 +3981,7 @@
                 <w:b w:val="0"/>
                 <w:sz w:val="18"/>
               </w:rPr>
-              <w:t>范围审计、唯一最终 bitstream、SHA-256</w:t>
+              <w:t>范围审计、85 MHz 主位流与 50 MHz 备用位流、SHA-256</w:t>
             </w:r>
           </w:p>
         </w:tc>
@@ -3968,7 +4050,7 @@
           <w:b w:val="0"/>
           <w:sz w:val="22"/>
         </w:rPr>
-        <w:t>`scripts/run_final_regression.ps1` 先运行 RV32I 与历史 Reference，再运行 Pipeline、GCC、性能计数器、CoreMark、应用和范围审计，最后核对唯一最终 bitstream 的存在性、长度与 SHA-256。Quick 模式跳过长 CoreMark 仿真，但不跳过其他安全检查。</w:t>
+        <w:t>`scripts/run_final_regression.ps1` 先运行 RV32I 与历史 Reference，再运行 Pipeline、GCC、性能计数器、CoreMark、应用和范围审计，最后核对交付主位流与 50 MHz 备用位流两者的存在性、长度与 SHA-256。Quick 模式跳过长 CoreMark 仿真，但不跳过其他安全检查。</w:t>
       </w:r>
     </w:p>
     <w:p>
@@ -3995,7 +4077,16 @@
           <w:b w:val="0"/>
           <w:sz w:val="22"/>
         </w:rPr>
-        <w:t>官方 EEMBC CoreMark checkout 固定到提交 1f483d5b8316753a742cbf5590caf5bd0a4e4777。编译目标为 `-march=rv32i -mabi=ilp32`。fixed latency、random backpressure 和同步 FPGA memory model 均输出官方 CRC；正式镜像为 1000 iterations，串口收到 R 后启动。</w:t>
+        <w:t>官方 EEMBC CoreMark checkout 固定到提交 1f483d5b8316753a742cbf5590caf5bd0a4e4777。编译目标为 `-march=rv32i -mabi=ilp32`。fixed latency、random backpressure 和同步 FPGA memory model 均输出官方 CRC；50 MHz 点的正式镜像为 1000 iterations，80 / 85 / 90 MHz 点为 2500 iterations，串口收到 R 后启动。同一条流水线 RTL 修复取指交接空洞后，实体板 CoreMark 在 50 MHz 点达到 Score 46.816。修复前记录的 Score 29.559、CPI 2.3443 属于当时的历史测量，未登记在本次交付证据文件中，仅作参考，不作为交付数字引用。实体跑分与交付位流分开记账：四个频点的分数全部来自 CoreMark 专用 bitstream，交付使用的是逻辑分析仪位流，两类数字不混用。</w:t>
+      </w:r>
+    </w:p>
+    <w:p>
+      <w:pPr>
+        <w:pStyle w:val="Heading2"/>
+        <w:keepNext/>
+      </w:pPr>
+      <w:r>
+        <w:t>实体板实测（权威数据）</w:t>
       </w:r>
     </w:p>
     <w:tbl>
@@ -4006,9 +4097,10 @@
         <w:tblLook w:firstColumn="1" w:firstRow="1" w:lastColumn="0" w:lastRow="0" w:noHBand="0" w:noVBand="1" w:val="04A0"/>
       </w:tblPr>
       <w:tblGrid>
-        <w:gridCol w:w="3331"/>
-        <w:gridCol w:w="3331"/>
-        <w:gridCol w:w="3331"/>
+        <w:gridCol w:w="2498"/>
+        <w:gridCol w:w="2498"/>
+        <w:gridCol w:w="2498"/>
+        <w:gridCol w:w="2498"/>
       </w:tblGrid>
       <w:tr>
         <w:trPr>
@@ -4016,7 +4108,7 @@
         </w:trPr>
         <w:tc>
           <w:tcPr>
-            <w:tcW w:type="dxa" w:w="2880"/>
+            <w:tcW w:type="dxa" w:w="1656"/>
             <w:shd w:fill="17365D"/>
             <w:tcMar>
               <w:top w:w="90" w:type="dxa"/>
@@ -4038,13 +4130,13 @@
                 <w:color w:val="FFFFFF"/>
                 <w:sz w:val="19"/>
               </w:rPr>
-              <w:t>指标</w:t>
+              <w:t>实测频点</w:t>
             </w:r>
           </w:p>
         </w:tc>
         <w:tc>
           <w:tcPr>
-            <w:tcW w:type="dxa" w:w="2952"/>
+            <w:tcW w:type="dxa" w:w="3240"/>
             <w:shd w:fill="17365D"/>
             <w:tcMar>
               <w:top w:w="90" w:type="dxa"/>
@@ -4066,13 +4158,41 @@
                 <w:color w:val="FFFFFF"/>
                 <w:sz w:val="19"/>
               </w:rPr>
-              <w:t>当前值</w:t>
+              <w:t>实体跑分与运行数据</w:t>
             </w:r>
           </w:p>
         </w:tc>
         <w:tc>
           <w:tcPr>
-            <w:tcW w:type="dxa" w:w="3672"/>
+            <w:tcW w:type="dxa" w:w="2808"/>
+            <w:shd w:fill="17365D"/>
+            <w:tcMar>
+              <w:top w:w="90" w:type="dxa"/>
+              <w:start w:w="110" w:type="dxa"/>
+              <w:bottom w:w="90" w:type="dxa"/>
+              <w:end w:w="110" w:type="dxa"/>
+            </w:tcMar>
+            <w:vAlign w:val="center"/>
+          </w:tcPr>
+          <w:p>
+            <w:pPr>
+              <w:jc w:val="center"/>
+            </w:pPr>
+            <w:r/>
+            <w:r>
+              <w:rPr>
+                <w:rFonts w:ascii="DengXian" w:hAnsi="DengXian" w:eastAsia="DengXian"/>
+                <w:b/>
+                <w:color w:val="FFFFFF"/>
+                <w:sz w:val="19"/>
+              </w:rPr>
+              <w:t>CoreMark 专用源工程</w:t>
+            </w:r>
+          </w:p>
+        </w:tc>
+        <w:tc>
+          <w:tcPr>
+            <w:tcW w:type="dxa" w:w="1800"/>
             <w:shd w:fill="17365D"/>
             <w:tcMar>
               <w:top w:w="90" w:type="dxa"/>
@@ -4102,7 +4222,7 @@
       <w:tr>
         <w:tc>
           <w:tcPr>
-            <w:tcW w:type="dxa" w:w="2880"/>
+            <w:tcW w:type="dxa" w:w="1656"/>
             <w:tcMar>
               <w:top w:w="90" w:type="dxa"/>
               <w:start w:w="110" w:type="dxa"/>
@@ -4122,13 +4242,13 @@
                 <w:b w:val="0"/>
                 <w:sz w:val="18"/>
               </w:rPr>
-              <w:t>ticks/iteration</w:t>
+              <w:t>50 MHz</w:t>
             </w:r>
           </w:p>
         </w:tc>
         <w:tc>
           <w:tcPr>
-            <w:tcW w:type="dxa" w:w="2952"/>
+            <w:tcW w:type="dxa" w:w="3240"/>
             <w:tcMar>
               <w:top w:w="90" w:type="dxa"/>
               <w:start w:w="110" w:type="dxa"/>
@@ -4148,13 +4268,13 @@
                 <w:b w:val="0"/>
                 <w:sz w:val="18"/>
               </w:rPr>
-              <w:t>1,923,077</w:t>
+              <w:t>Score 46.816；1000 iterations；21.360 s；ticks 1,068,006,999</w:t>
             </w:r>
           </w:p>
         </w:tc>
         <w:tc>
           <w:tcPr>
-            <w:tcW w:type="dxa" w:w="3672"/>
+            <w:tcW w:type="dxa" w:w="2808"/>
             <w:tcMar>
               <w:top w:w="90" w:type="dxa"/>
               <w:start w:w="110" w:type="dxa"/>
@@ -4174,7 +4294,33 @@
                 <w:b w:val="0"/>
                 <w:sz w:val="18"/>
               </w:rPr>
-              <w:t>RTL FPGA memory model</w:t>
+              <w:t>`fpga/coremark`（`mes50hp_coremark_top.sbit`）</w:t>
+            </w:r>
+          </w:p>
+        </w:tc>
+        <w:tc>
+          <w:tcPr>
+            <w:tcW w:type="dxa" w:w="1800"/>
+            <w:tcMar>
+              <w:top w:w="90" w:type="dxa"/>
+              <w:start w:w="110" w:type="dxa"/>
+              <w:bottom w:w="90" w:type="dxa"/>
+              <w:end w:w="110" w:type="dxa"/>
+            </w:tcMar>
+            <w:vAlign w:val="center"/>
+          </w:tcPr>
+          <w:p>
+            <w:pPr>
+              <w:jc w:val="center"/>
+            </w:pPr>
+            <w:r/>
+            <w:r>
+              <w:rPr>
+                <w:rFonts w:ascii="DengXian" w:hAnsi="DengXian" w:eastAsia="DengXian"/>
+                <w:b w:val="0"/>
+                <w:sz w:val="18"/>
+              </w:rPr>
+              <w:t>实体板串口日志</w:t>
             </w:r>
           </w:p>
         </w:tc>
@@ -4182,7 +4328,7 @@
       <w:tr>
         <w:tc>
           <w:tcPr>
-            <w:tcW w:type="dxa" w:w="2880"/>
+            <w:tcW w:type="dxa" w:w="1656"/>
             <w:tcMar>
               <w:top w:w="90" w:type="dxa"/>
               <w:start w:w="110" w:type="dxa"/>
@@ -4203,13 +4349,13 @@
                 <w:b w:val="0"/>
                 <w:sz w:val="18"/>
               </w:rPr>
-              <w:t>Cycles</w:t>
+              <w:t>80 MHz</w:t>
             </w:r>
           </w:p>
         </w:tc>
         <w:tc>
           <w:tcPr>
-            <w:tcW w:type="dxa" w:w="2952"/>
+            <w:tcW w:type="dxa" w:w="3240"/>
             <w:tcMar>
               <w:top w:w="90" w:type="dxa"/>
               <w:start w:w="110" w:type="dxa"/>
@@ -4230,13 +4376,1427 @@
                 <w:b w:val="0"/>
                 <w:sz w:val="18"/>
               </w:rPr>
-              <w:t>2,042,520</w:t>
+              <w:t>Score 74.905；2500 iterations；33.375 s；ticks 2,670,014,377</w:t>
             </w:r>
           </w:p>
         </w:tc>
         <w:tc>
           <w:tcPr>
-            <w:tcW w:type="dxa" w:w="3672"/>
+            <w:tcW w:type="dxa" w:w="2808"/>
+            <w:tcMar>
+              <w:top w:w="90" w:type="dxa"/>
+              <w:start w:w="110" w:type="dxa"/>
+              <w:bottom w:w="90" w:type="dxa"/>
+              <w:end w:w="110" w:type="dxa"/>
+            </w:tcMar>
+            <w:shd w:fill="F5F8FC"/>
+            <w:vAlign w:val="center"/>
+          </w:tcPr>
+          <w:p>
+            <w:pPr>
+              <w:jc w:val="center"/>
+            </w:pPr>
+            <w:r/>
+            <w:r>
+              <w:rPr>
+                <w:rFonts w:ascii="DengXian" w:hAnsi="DengXian" w:eastAsia="DengXian"/>
+                <w:b w:val="0"/>
+                <w:sz w:val="18"/>
+              </w:rPr>
+              <w:t>`fpga/coremark_80m`（`mes50hp_coremark_pll_top.sbit`）</w:t>
+            </w:r>
+          </w:p>
+        </w:tc>
+        <w:tc>
+          <w:tcPr>
+            <w:tcW w:type="dxa" w:w="1800"/>
+            <w:tcMar>
+              <w:top w:w="90" w:type="dxa"/>
+              <w:start w:w="110" w:type="dxa"/>
+              <w:bottom w:w="90" w:type="dxa"/>
+              <w:end w:w="110" w:type="dxa"/>
+            </w:tcMar>
+            <w:shd w:fill="F5F8FC"/>
+            <w:vAlign w:val="center"/>
+          </w:tcPr>
+          <w:p>
+            <w:pPr>
+              <w:jc w:val="center"/>
+            </w:pPr>
+            <w:r/>
+            <w:r>
+              <w:rPr>
+                <w:rFonts w:ascii="DengXian" w:hAnsi="DengXian" w:eastAsia="DengXian"/>
+                <w:b w:val="0"/>
+                <w:sz w:val="18"/>
+              </w:rPr>
+              <w:t>实体板串口日志</w:t>
+            </w:r>
+          </w:p>
+        </w:tc>
+      </w:tr>
+      <w:tr>
+        <w:tc>
+          <w:tcPr>
+            <w:tcW w:type="dxa" w:w="1656"/>
+            <w:tcMar>
+              <w:top w:w="90" w:type="dxa"/>
+              <w:start w:w="110" w:type="dxa"/>
+              <w:bottom w:w="90" w:type="dxa"/>
+              <w:end w:w="110" w:type="dxa"/>
+            </w:tcMar>
+            <w:vAlign w:val="center"/>
+          </w:tcPr>
+          <w:p>
+            <w:pPr>
+              <w:jc w:val="left"/>
+            </w:pPr>
+            <w:r/>
+            <w:r>
+              <w:rPr>
+                <w:rFonts w:ascii="DengXian" w:hAnsi="DengXian" w:eastAsia="DengXian"/>
+                <w:b w:val="0"/>
+                <w:sz w:val="18"/>
+              </w:rPr>
+              <w:t>85 MHz（交付时钟）</w:t>
+            </w:r>
+          </w:p>
+        </w:tc>
+        <w:tc>
+          <w:tcPr>
+            <w:tcW w:type="dxa" w:w="3240"/>
+            <w:tcMar>
+              <w:top w:w="90" w:type="dxa"/>
+              <w:start w:w="110" w:type="dxa"/>
+              <w:bottom w:w="90" w:type="dxa"/>
+              <w:end w:w="110" w:type="dxa"/>
+            </w:tcMar>
+            <w:vAlign w:val="center"/>
+          </w:tcPr>
+          <w:p>
+            <w:pPr>
+              <w:jc w:val="center"/>
+            </w:pPr>
+            <w:r/>
+            <w:r>
+              <w:rPr>
+                <w:rFonts w:ascii="DengXian" w:hAnsi="DengXian" w:eastAsia="DengXian"/>
+                <w:b w:val="0"/>
+                <w:sz w:val="18"/>
+              </w:rPr>
+              <w:t>Score 79.587；2500 iterations；31.412 s；ticks 2,670,014,377</w:t>
+            </w:r>
+          </w:p>
+        </w:tc>
+        <w:tc>
+          <w:tcPr>
+            <w:tcW w:type="dxa" w:w="2808"/>
+            <w:tcMar>
+              <w:top w:w="90" w:type="dxa"/>
+              <w:start w:w="110" w:type="dxa"/>
+              <w:bottom w:w="90" w:type="dxa"/>
+              <w:end w:w="110" w:type="dxa"/>
+            </w:tcMar>
+            <w:vAlign w:val="center"/>
+          </w:tcPr>
+          <w:p>
+            <w:pPr>
+              <w:jc w:val="center"/>
+            </w:pPr>
+            <w:r/>
+            <w:r>
+              <w:rPr>
+                <w:rFonts w:ascii="DengXian" w:hAnsi="DengXian" w:eastAsia="DengXian"/>
+                <w:b w:val="0"/>
+                <w:sz w:val="18"/>
+              </w:rPr>
+              <w:t>`fpga/coremark_85m`（`mes50hp_coremark_pll_top.sbit`）</w:t>
+            </w:r>
+          </w:p>
+        </w:tc>
+        <w:tc>
+          <w:tcPr>
+            <w:tcW w:type="dxa" w:w="1800"/>
+            <w:tcMar>
+              <w:top w:w="90" w:type="dxa"/>
+              <w:start w:w="110" w:type="dxa"/>
+              <w:bottom w:w="90" w:type="dxa"/>
+              <w:end w:w="110" w:type="dxa"/>
+            </w:tcMar>
+            <w:vAlign w:val="center"/>
+          </w:tcPr>
+          <w:p>
+            <w:pPr>
+              <w:jc w:val="center"/>
+            </w:pPr>
+            <w:r/>
+            <w:r>
+              <w:rPr>
+                <w:rFonts w:ascii="DengXian" w:hAnsi="DengXian" w:eastAsia="DengXian"/>
+                <w:b w:val="0"/>
+                <w:sz w:val="18"/>
+              </w:rPr>
+              <w:t>实体板串口日志</w:t>
+            </w:r>
+          </w:p>
+        </w:tc>
+      </w:tr>
+      <w:tr>
+        <w:tc>
+          <w:tcPr>
+            <w:tcW w:type="dxa" w:w="1656"/>
+            <w:tcMar>
+              <w:top w:w="90" w:type="dxa"/>
+              <w:start w:w="110" w:type="dxa"/>
+              <w:bottom w:w="90" w:type="dxa"/>
+              <w:end w:w="110" w:type="dxa"/>
+            </w:tcMar>
+            <w:shd w:fill="F5F8FC"/>
+            <w:vAlign w:val="center"/>
+          </w:tcPr>
+          <w:p>
+            <w:pPr>
+              <w:jc w:val="left"/>
+            </w:pPr>
+            <w:r/>
+            <w:r>
+              <w:rPr>
+                <w:rFonts w:ascii="DengXian" w:hAnsi="DengXian" w:eastAsia="DengXian"/>
+                <w:b w:val="0"/>
+                <w:sz w:val="18"/>
+              </w:rPr>
+              <w:t>90 MHz</w:t>
+            </w:r>
+          </w:p>
+        </w:tc>
+        <w:tc>
+          <w:tcPr>
+            <w:tcW w:type="dxa" w:w="3240"/>
+            <w:tcMar>
+              <w:top w:w="90" w:type="dxa"/>
+              <w:start w:w="110" w:type="dxa"/>
+              <w:bottom w:w="90" w:type="dxa"/>
+              <w:end w:w="110" w:type="dxa"/>
+            </w:tcMar>
+            <w:shd w:fill="F5F8FC"/>
+            <w:vAlign w:val="center"/>
+          </w:tcPr>
+          <w:p>
+            <w:pPr>
+              <w:jc w:val="center"/>
+            </w:pPr>
+            <w:r/>
+            <w:r>
+              <w:rPr>
+                <w:rFonts w:ascii="DengXian" w:hAnsi="DengXian" w:eastAsia="DengXian"/>
+                <w:b w:val="0"/>
+                <w:sz w:val="18"/>
+              </w:rPr>
+              <w:t>Score 84.269；2500 iterations；29.66 s；ticks 2,670,014,377</w:t>
+            </w:r>
+          </w:p>
+        </w:tc>
+        <w:tc>
+          <w:tcPr>
+            <w:tcW w:type="dxa" w:w="2808"/>
+            <w:tcMar>
+              <w:top w:w="90" w:type="dxa"/>
+              <w:start w:w="110" w:type="dxa"/>
+              <w:bottom w:w="90" w:type="dxa"/>
+              <w:end w:w="110" w:type="dxa"/>
+            </w:tcMar>
+            <w:shd w:fill="F5F8FC"/>
+            <w:vAlign w:val="center"/>
+          </w:tcPr>
+          <w:p>
+            <w:pPr>
+              <w:jc w:val="center"/>
+            </w:pPr>
+            <w:r/>
+            <w:r>
+              <w:rPr>
+                <w:rFonts w:ascii="DengXian" w:hAnsi="DengXian" w:eastAsia="DengXian"/>
+                <w:b w:val="0"/>
+                <w:sz w:val="18"/>
+              </w:rPr>
+              <w:t>`fpga/coremark_90m`（`mes50hp_coremark_pll_top.sbit`）</w:t>
+            </w:r>
+          </w:p>
+        </w:tc>
+        <w:tc>
+          <w:tcPr>
+            <w:tcW w:type="dxa" w:w="1800"/>
+            <w:tcMar>
+              <w:top w:w="90" w:type="dxa"/>
+              <w:start w:w="110" w:type="dxa"/>
+              <w:bottom w:w="90" w:type="dxa"/>
+              <w:end w:w="110" w:type="dxa"/>
+            </w:tcMar>
+            <w:shd w:fill="F5F8FC"/>
+            <w:vAlign w:val="center"/>
+          </w:tcPr>
+          <w:p>
+            <w:pPr>
+              <w:jc w:val="center"/>
+            </w:pPr>
+            <w:r/>
+            <w:r>
+              <w:rPr>
+                <w:rFonts w:ascii="DengXian" w:hAnsi="DengXian" w:eastAsia="DengXian"/>
+                <w:b w:val="0"/>
+                <w:sz w:val="18"/>
+              </w:rPr>
+              <w:t>实体板串口日志</w:t>
+            </w:r>
+          </w:p>
+        </w:tc>
+      </w:tr>
+      <w:tr>
+        <w:tc>
+          <w:tcPr>
+            <w:tcW w:type="dxa" w:w="1656"/>
+            <w:tcMar>
+              <w:top w:w="90" w:type="dxa"/>
+              <w:start w:w="110" w:type="dxa"/>
+              <w:bottom w:w="90" w:type="dxa"/>
+              <w:end w:w="110" w:type="dxa"/>
+            </w:tcMar>
+            <w:vAlign w:val="center"/>
+          </w:tcPr>
+          <w:p>
+            <w:pPr>
+              <w:jc w:val="left"/>
+            </w:pPr>
+            <w:r/>
+            <w:r>
+              <w:rPr>
+                <w:rFonts w:ascii="DengXian" w:hAnsi="DengXian" w:eastAsia="DengXian"/>
+                <w:b w:val="0"/>
+                <w:sz w:val="18"/>
+              </w:rPr>
+              <w:t>CoreMark/MHz</w:t>
+            </w:r>
+          </w:p>
+        </w:tc>
+        <w:tc>
+          <w:tcPr>
+            <w:tcW w:type="dxa" w:w="3240"/>
+            <w:tcMar>
+              <w:top w:w="90" w:type="dxa"/>
+              <w:start w:w="110" w:type="dxa"/>
+              <w:bottom w:w="90" w:type="dxa"/>
+              <w:end w:w="110" w:type="dxa"/>
+            </w:tcMar>
+            <w:vAlign w:val="center"/>
+          </w:tcPr>
+          <w:p>
+            <w:pPr>
+              <w:jc w:val="center"/>
+            </w:pPr>
+            <w:r/>
+            <w:r>
+              <w:rPr>
+                <w:rFonts w:ascii="DengXian" w:hAnsi="DengXian" w:eastAsia="DengXian"/>
+                <w:b w:val="0"/>
+                <w:sz w:val="18"/>
+              </w:rPr>
+              <w:t>0.936（四个频点一致）</w:t>
+            </w:r>
+          </w:p>
+        </w:tc>
+        <w:tc>
+          <w:tcPr>
+            <w:tcW w:type="dxa" w:w="2808"/>
+            <w:tcMar>
+              <w:top w:w="90" w:type="dxa"/>
+              <w:start w:w="110" w:type="dxa"/>
+              <w:bottom w:w="90" w:type="dxa"/>
+              <w:end w:w="110" w:type="dxa"/>
+            </w:tcMar>
+            <w:vAlign w:val="center"/>
+          </w:tcPr>
+          <w:p>
+            <w:pPr>
+              <w:jc w:val="center"/>
+            </w:pPr>
+            <w:r/>
+            <w:r>
+              <w:rPr>
+                <w:rFonts w:ascii="DengXian" w:hAnsi="DengXian" w:eastAsia="DengXian"/>
+                <w:b w:val="0"/>
+                <w:sz w:val="18"/>
+              </w:rPr>
+              <w:t>四个独立位流交叉核对</w:t>
+            </w:r>
+          </w:p>
+        </w:tc>
+        <w:tc>
+          <w:tcPr>
+            <w:tcW w:type="dxa" w:w="1800"/>
+            <w:tcMar>
+              <w:top w:w="90" w:type="dxa"/>
+              <w:start w:w="110" w:type="dxa"/>
+              <w:bottom w:w="90" w:type="dxa"/>
+              <w:end w:w="110" w:type="dxa"/>
+            </w:tcMar>
+            <w:vAlign w:val="center"/>
+          </w:tcPr>
+          <w:p>
+            <w:pPr>
+              <w:jc w:val="center"/>
+            </w:pPr>
+            <w:r/>
+            <w:r>
+              <w:rPr>
+                <w:rFonts w:ascii="DengXian" w:hAnsi="DengXian" w:eastAsia="DengXian"/>
+                <w:b w:val="0"/>
+                <w:sz w:val="18"/>
+              </w:rPr>
+              <w:t>Score 与时钟严格成比例</w:t>
+            </w:r>
+          </w:p>
+        </w:tc>
+      </w:tr>
+      <w:tr>
+        <w:tc>
+          <w:tcPr>
+            <w:tcW w:type="dxa" w:w="1656"/>
+            <w:tcMar>
+              <w:top w:w="90" w:type="dxa"/>
+              <w:start w:w="110" w:type="dxa"/>
+              <w:bottom w:w="90" w:type="dxa"/>
+              <w:end w:w="110" w:type="dxa"/>
+            </w:tcMar>
+            <w:shd w:fill="F5F8FC"/>
+            <w:vAlign w:val="center"/>
+          </w:tcPr>
+          <w:p>
+            <w:pPr>
+              <w:jc w:val="left"/>
+            </w:pPr>
+            <w:r/>
+            <w:r>
+              <w:rPr>
+                <w:rFonts w:ascii="DengXian" w:hAnsi="DengXian" w:eastAsia="DengXian"/>
+                <w:b w:val="0"/>
+                <w:sz w:val="18"/>
+              </w:rPr>
+              <w:t>官方 CRC</w:t>
+            </w:r>
+          </w:p>
+        </w:tc>
+        <w:tc>
+          <w:tcPr>
+            <w:tcW w:type="dxa" w:w="3240"/>
+            <w:tcMar>
+              <w:top w:w="90" w:type="dxa"/>
+              <w:start w:w="110" w:type="dxa"/>
+              <w:bottom w:w="90" w:type="dxa"/>
+              <w:end w:w="110" w:type="dxa"/>
+            </w:tcMar>
+            <w:shd w:fill="F5F8FC"/>
+            <w:vAlign w:val="center"/>
+          </w:tcPr>
+          <w:p>
+            <w:pPr>
+              <w:jc w:val="center"/>
+            </w:pPr>
+            <w:r/>
+            <w:r>
+              <w:rPr>
+                <w:rFonts w:ascii="DengXian" w:hAnsi="DengXian" w:eastAsia="DengXian"/>
+                <w:b w:val="0"/>
+                <w:sz w:val="18"/>
+              </w:rPr>
+              <w:t>四个频点全部 PASS</w:t>
+            </w:r>
+          </w:p>
+        </w:tc>
+        <w:tc>
+          <w:tcPr>
+            <w:tcW w:type="dxa" w:w="2808"/>
+            <w:tcMar>
+              <w:top w:w="90" w:type="dxa"/>
+              <w:start w:w="110" w:type="dxa"/>
+              <w:bottom w:w="90" w:type="dxa"/>
+              <w:end w:w="110" w:type="dxa"/>
+            </w:tcMar>
+            <w:shd w:fill="F5F8FC"/>
+            <w:vAlign w:val="center"/>
+          </w:tcPr>
+          <w:p>
+            <w:pPr>
+              <w:jc w:val="center"/>
+            </w:pPr>
+            <w:r/>
+            <w:r>
+              <w:rPr>
+                <w:rFonts w:ascii="DengXian" w:hAnsi="DengXian" w:eastAsia="DengXian"/>
+                <w:b w:val="0"/>
+                <w:sz w:val="18"/>
+              </w:rPr>
+              <w:t>同一位流</w:t>
+            </w:r>
+          </w:p>
+        </w:tc>
+        <w:tc>
+          <w:tcPr>
+            <w:tcW w:type="dxa" w:w="1800"/>
+            <w:tcMar>
+              <w:top w:w="90" w:type="dxa"/>
+              <w:start w:w="110" w:type="dxa"/>
+              <w:bottom w:w="90" w:type="dxa"/>
+              <w:end w:w="110" w:type="dxa"/>
+            </w:tcMar>
+            <w:shd w:fill="F5F8FC"/>
+            <w:vAlign w:val="center"/>
+          </w:tcPr>
+          <w:p>
+            <w:pPr>
+              <w:jc w:val="center"/>
+            </w:pPr>
+            <w:r/>
+            <w:r>
+              <w:rPr>
+                <w:rFonts w:ascii="DengXian" w:hAnsi="DengXian" w:eastAsia="DengXian"/>
+                <w:b w:val="0"/>
+                <w:sz w:val="18"/>
+              </w:rPr>
+              <w:t>Correct operation validated.</w:t>
+            </w:r>
+          </w:p>
+        </w:tc>
+      </w:tr>
+    </w:tbl>
+    <w:p>
+      <w:pPr>
+        <w:spacing w:after="40"/>
+      </w:pPr>
+    </w:p>
+    <w:tbl>
+      <w:tblPr>
+        <w:tblStyle w:val="TableGrid"/>
+        <w:tblW w:type="auto" w:w="0"/>
+        <w:tblLayout w:type="fixed"/>
+        <w:tblLook w:firstColumn="1" w:firstRow="1" w:lastColumn="0" w:lastRow="0" w:noHBand="0" w:noVBand="1" w:val="04A0"/>
+      </w:tblPr>
+      <w:tblGrid>
+        <w:gridCol w:w="2498"/>
+        <w:gridCol w:w="2498"/>
+        <w:gridCol w:w="2498"/>
+        <w:gridCol w:w="2498"/>
+      </w:tblGrid>
+      <w:tr>
+        <w:trPr>
+          <w:tblHeader w:val="true"/>
+        </w:trPr>
+        <w:tc>
+          <w:tcPr>
+            <w:tcW w:type="dxa" w:w="2160"/>
+            <w:shd w:fill="17365D"/>
+            <w:tcMar>
+              <w:top w:w="90" w:type="dxa"/>
+              <w:start w:w="110" w:type="dxa"/>
+              <w:bottom w:w="90" w:type="dxa"/>
+              <w:end w:w="110" w:type="dxa"/>
+            </w:tcMar>
+            <w:vAlign w:val="center"/>
+          </w:tcPr>
+          <w:p>
+            <w:pPr>
+              <w:jc w:val="center"/>
+            </w:pPr>
+            <w:r/>
+            <w:r>
+              <w:rPr>
+                <w:rFonts w:ascii="DengXian" w:hAnsi="DengXian" w:eastAsia="DengXian"/>
+                <w:b/>
+                <w:color w:val="FFFFFF"/>
+                <w:sz w:val="19"/>
+              </w:rPr>
+              <w:t>实测频点</w:t>
+            </w:r>
+          </w:p>
+        </w:tc>
+        <w:tc>
+          <w:tcPr>
+            <w:tcW w:type="dxa" w:w="2448"/>
+            <w:shd w:fill="17365D"/>
+            <w:tcMar>
+              <w:top w:w="90" w:type="dxa"/>
+              <w:start w:w="110" w:type="dxa"/>
+              <w:bottom w:w="90" w:type="dxa"/>
+              <w:end w:w="110" w:type="dxa"/>
+            </w:tcMar>
+            <w:vAlign w:val="center"/>
+          </w:tcPr>
+          <w:p>
+            <w:pPr>
+              <w:jc w:val="center"/>
+            </w:pPr>
+            <w:r/>
+            <w:r>
+              <w:rPr>
+                <w:rFonts w:ascii="DengXian" w:hAnsi="DengXian" w:eastAsia="DengXian"/>
+                <w:b/>
+                <w:color w:val="FFFFFF"/>
+                <w:sz w:val="19"/>
+              </w:rPr>
+              <w:t>cycles</w:t>
+            </w:r>
+          </w:p>
+        </w:tc>
+        <w:tc>
+          <w:tcPr>
+            <w:tcW w:type="dxa" w:w="2448"/>
+            <w:shd w:fill="17365D"/>
+            <w:tcMar>
+              <w:top w:w="90" w:type="dxa"/>
+              <w:start w:w="110" w:type="dxa"/>
+              <w:bottom w:w="90" w:type="dxa"/>
+              <w:end w:w="110" w:type="dxa"/>
+            </w:tcMar>
+            <w:vAlign w:val="center"/>
+          </w:tcPr>
+          <w:p>
+            <w:pPr>
+              <w:jc w:val="center"/>
+            </w:pPr>
+            <w:r/>
+            <w:r>
+              <w:rPr>
+                <w:rFonts w:ascii="DengXian" w:hAnsi="DengXian" w:eastAsia="DengXian"/>
+                <w:b/>
+                <w:color w:val="FFFFFF"/>
+                <w:sz w:val="19"/>
+              </w:rPr>
+              <w:t>instret</w:t>
+            </w:r>
+          </w:p>
+        </w:tc>
+        <w:tc>
+          <w:tcPr>
+            <w:tcW w:type="dxa" w:w="2448"/>
+            <w:shd w:fill="17365D"/>
+            <w:tcMar>
+              <w:top w:w="90" w:type="dxa"/>
+              <w:start w:w="110" w:type="dxa"/>
+              <w:bottom w:w="90" w:type="dxa"/>
+              <w:end w:w="110" w:type="dxa"/>
+            </w:tcMar>
+            <w:vAlign w:val="center"/>
+          </w:tcPr>
+          <w:p>
+            <w:pPr>
+              <w:jc w:val="center"/>
+            </w:pPr>
+            <w:r/>
+            <w:r>
+              <w:rPr>
+                <w:rFonts w:ascii="DengXian" w:hAnsi="DengXian" w:eastAsia="DengXian"/>
+                <w:b/>
+                <w:color w:val="FFFFFF"/>
+                <w:sz w:val="19"/>
+              </w:rPr>
+              <w:t>CPI（窗口敏感）</w:t>
+            </w:r>
+          </w:p>
+        </w:tc>
+      </w:tr>
+      <w:tr>
+        <w:tc>
+          <w:tcPr>
+            <w:tcW w:type="dxa" w:w="2160"/>
+            <w:tcMar>
+              <w:top w:w="90" w:type="dxa"/>
+              <w:start w:w="110" w:type="dxa"/>
+              <w:bottom w:w="90" w:type="dxa"/>
+              <w:end w:w="110" w:type="dxa"/>
+            </w:tcMar>
+            <w:vAlign w:val="center"/>
+          </w:tcPr>
+          <w:p>
+            <w:pPr>
+              <w:jc w:val="left"/>
+            </w:pPr>
+            <w:r/>
+            <w:r>
+              <w:rPr>
+                <w:rFonts w:ascii="DengXian" w:hAnsi="DengXian" w:eastAsia="DengXian"/>
+                <w:b w:val="0"/>
+                <w:sz w:val="18"/>
+              </w:rPr>
+              <w:t>50 MHz</w:t>
+            </w:r>
+          </w:p>
+        </w:tc>
+        <w:tc>
+          <w:tcPr>
+            <w:tcW w:type="dxa" w:w="2448"/>
+            <w:tcMar>
+              <w:top w:w="90" w:type="dxa"/>
+              <w:start w:w="110" w:type="dxa"/>
+              <w:bottom w:w="90" w:type="dxa"/>
+              <w:end w:w="110" w:type="dxa"/>
+            </w:tcMar>
+            <w:vAlign w:val="center"/>
+          </w:tcPr>
+          <w:p>
+            <w:pPr>
+              <w:jc w:val="center"/>
+            </w:pPr>
+            <w:r/>
+            <w:r>
+              <w:rPr>
+                <w:rFonts w:ascii="DengXian" w:hAnsi="DengXian" w:eastAsia="DengXian"/>
+                <w:b w:val="0"/>
+                <w:sz w:val="18"/>
+              </w:rPr>
+              <w:t>1,279,896,248</w:t>
+            </w:r>
+          </w:p>
+        </w:tc>
+        <w:tc>
+          <w:tcPr>
+            <w:tcW w:type="dxa" w:w="2448"/>
+            <w:tcMar>
+              <w:top w:w="90" w:type="dxa"/>
+              <w:start w:w="110" w:type="dxa"/>
+              <w:bottom w:w="90" w:type="dxa"/>
+              <w:end w:w="110" w:type="dxa"/>
+            </w:tcMar>
+            <w:vAlign w:val="center"/>
+          </w:tcPr>
+          <w:p>
+            <w:pPr>
+              <w:jc w:val="center"/>
+            </w:pPr>
+            <w:r/>
+            <w:r>
+              <w:rPr>
+                <w:rFonts w:ascii="DengXian" w:hAnsi="DengXian" w:eastAsia="DengXian"/>
+                <w:b w:val="0"/>
+                <w:sz w:val="18"/>
+              </w:rPr>
+              <w:t>848,491,425</w:t>
+            </w:r>
+          </w:p>
+        </w:tc>
+        <w:tc>
+          <w:tcPr>
+            <w:tcW w:type="dxa" w:w="2448"/>
+            <w:tcMar>
+              <w:top w:w="90" w:type="dxa"/>
+              <w:start w:w="110" w:type="dxa"/>
+              <w:bottom w:w="90" w:type="dxa"/>
+              <w:end w:w="110" w:type="dxa"/>
+            </w:tcMar>
+            <w:vAlign w:val="center"/>
+          </w:tcPr>
+          <w:p>
+            <w:pPr>
+              <w:jc w:val="center"/>
+            </w:pPr>
+            <w:r/>
+            <w:r>
+              <w:rPr>
+                <w:rFonts w:ascii="DengXian" w:hAnsi="DengXian" w:eastAsia="DengXian"/>
+                <w:b w:val="0"/>
+                <w:sz w:val="18"/>
+              </w:rPr>
+              <w:t>1.508</w:t>
+            </w:r>
+          </w:p>
+        </w:tc>
+      </w:tr>
+      <w:tr>
+        <w:tc>
+          <w:tcPr>
+            <w:tcW w:type="dxa" w:w="2160"/>
+            <w:tcMar>
+              <w:top w:w="90" w:type="dxa"/>
+              <w:start w:w="110" w:type="dxa"/>
+              <w:bottom w:w="90" w:type="dxa"/>
+              <w:end w:w="110" w:type="dxa"/>
+            </w:tcMar>
+            <w:shd w:fill="F5F8FC"/>
+            <w:vAlign w:val="center"/>
+          </w:tcPr>
+          <w:p>
+            <w:pPr>
+              <w:jc w:val="left"/>
+            </w:pPr>
+            <w:r/>
+            <w:r>
+              <w:rPr>
+                <w:rFonts w:ascii="DengXian" w:hAnsi="DengXian" w:eastAsia="DengXian"/>
+                <w:b w:val="0"/>
+                <w:sz w:val="18"/>
+              </w:rPr>
+              <w:t>80 MHz</w:t>
+            </w:r>
+          </w:p>
+        </w:tc>
+        <w:tc>
+          <w:tcPr>
+            <w:tcW w:type="dxa" w:w="2448"/>
+            <w:tcMar>
+              <w:top w:w="90" w:type="dxa"/>
+              <w:start w:w="110" w:type="dxa"/>
+              <w:bottom w:w="90" w:type="dxa"/>
+              <w:end w:w="110" w:type="dxa"/>
+            </w:tcMar>
+            <w:shd w:fill="F5F8FC"/>
+            <w:vAlign w:val="center"/>
+          </w:tcPr>
+          <w:p>
+            <w:pPr>
+              <w:jc w:val="center"/>
+            </w:pPr>
+            <w:r/>
+            <w:r>
+              <w:rPr>
+                <w:rFonts w:ascii="DengXian" w:hAnsi="DengXian" w:eastAsia="DengXian"/>
+                <w:b w:val="0"/>
+                <w:sz w:val="18"/>
+              </w:rPr>
+              <w:t>3,168,067,024</w:t>
+            </w:r>
+          </w:p>
+        </w:tc>
+        <w:tc>
+          <w:tcPr>
+            <w:tcW w:type="dxa" w:w="2448"/>
+            <w:tcMar>
+              <w:top w:w="90" w:type="dxa"/>
+              <w:start w:w="110" w:type="dxa"/>
+              <w:bottom w:w="90" w:type="dxa"/>
+              <w:end w:w="110" w:type="dxa"/>
+            </w:tcMar>
+            <w:shd w:fill="F5F8FC"/>
+            <w:vAlign w:val="center"/>
+          </w:tcPr>
+          <w:p>
+            <w:pPr>
+              <w:jc w:val="center"/>
+            </w:pPr>
+            <w:r/>
+            <w:r>
+              <w:rPr>
+                <w:rFonts w:ascii="DengXian" w:hAnsi="DengXian" w:eastAsia="DengXian"/>
+                <w:b w:val="0"/>
+                <w:sz w:val="18"/>
+              </w:rPr>
+              <w:t>2,102,229,407</w:t>
+            </w:r>
+          </w:p>
+        </w:tc>
+        <w:tc>
+          <w:tcPr>
+            <w:tcW w:type="dxa" w:w="2448"/>
+            <w:tcMar>
+              <w:top w:w="90" w:type="dxa"/>
+              <w:start w:w="110" w:type="dxa"/>
+              <w:bottom w:w="90" w:type="dxa"/>
+              <w:end w:w="110" w:type="dxa"/>
+            </w:tcMar>
+            <w:shd w:fill="F5F8FC"/>
+            <w:vAlign w:val="center"/>
+          </w:tcPr>
+          <w:p>
+            <w:pPr>
+              <w:jc w:val="center"/>
+            </w:pPr>
+            <w:r/>
+            <w:r>
+              <w:rPr>
+                <w:rFonts w:ascii="DengXian" w:hAnsi="DengXian" w:eastAsia="DengXian"/>
+                <w:b w:val="0"/>
+                <w:sz w:val="18"/>
+              </w:rPr>
+              <w:t>1.507</w:t>
+            </w:r>
+          </w:p>
+        </w:tc>
+      </w:tr>
+      <w:tr>
+        <w:tc>
+          <w:tcPr>
+            <w:tcW w:type="dxa" w:w="2160"/>
+            <w:tcMar>
+              <w:top w:w="90" w:type="dxa"/>
+              <w:start w:w="110" w:type="dxa"/>
+              <w:bottom w:w="90" w:type="dxa"/>
+              <w:end w:w="110" w:type="dxa"/>
+            </w:tcMar>
+            <w:vAlign w:val="center"/>
+          </w:tcPr>
+          <w:p>
+            <w:pPr>
+              <w:jc w:val="left"/>
+            </w:pPr>
+            <w:r/>
+            <w:r>
+              <w:rPr>
+                <w:rFonts w:ascii="DengXian" w:hAnsi="DengXian" w:eastAsia="DengXian"/>
+                <w:b w:val="0"/>
+                <w:sz w:val="18"/>
+              </w:rPr>
+              <w:t>85 MHz（交付时钟）</w:t>
+            </w:r>
+          </w:p>
+        </w:tc>
+        <w:tc>
+          <w:tcPr>
+            <w:tcW w:type="dxa" w:w="2448"/>
+            <w:tcMar>
+              <w:top w:w="90" w:type="dxa"/>
+              <w:start w:w="110" w:type="dxa"/>
+              <w:bottom w:w="90" w:type="dxa"/>
+              <w:end w:w="110" w:type="dxa"/>
+            </w:tcMar>
+            <w:vAlign w:val="center"/>
+          </w:tcPr>
+          <w:p>
+            <w:pPr>
+              <w:jc w:val="center"/>
+            </w:pPr>
+            <w:r/>
+            <w:r>
+              <w:rPr>
+                <w:rFonts w:ascii="DengXian" w:hAnsi="DengXian" w:eastAsia="DengXian"/>
+                <w:b w:val="0"/>
+                <w:sz w:val="18"/>
+              </w:rPr>
+              <w:t>3,246,595,732</w:t>
+            </w:r>
+          </w:p>
+        </w:tc>
+        <w:tc>
+          <w:tcPr>
+            <w:tcW w:type="dxa" w:w="2448"/>
+            <w:tcMar>
+              <w:top w:w="90" w:type="dxa"/>
+              <w:start w:w="110" w:type="dxa"/>
+              <w:bottom w:w="90" w:type="dxa"/>
+              <w:end w:w="110" w:type="dxa"/>
+            </w:tcMar>
+            <w:vAlign w:val="center"/>
+          </w:tcPr>
+          <w:p>
+            <w:pPr>
+              <w:jc w:val="center"/>
+            </w:pPr>
+            <w:r/>
+            <w:r>
+              <w:rPr>
+                <w:rFonts w:ascii="DengXian" w:hAnsi="DengXian" w:eastAsia="DengXian"/>
+                <w:b w:val="0"/>
+                <w:sz w:val="18"/>
+              </w:rPr>
+              <w:t>2,149,346,653</w:t>
+            </w:r>
+          </w:p>
+        </w:tc>
+        <w:tc>
+          <w:tcPr>
+            <w:tcW w:type="dxa" w:w="2448"/>
+            <w:tcMar>
+              <w:top w:w="90" w:type="dxa"/>
+              <w:start w:w="110" w:type="dxa"/>
+              <w:bottom w:w="90" w:type="dxa"/>
+              <w:end w:w="110" w:type="dxa"/>
+            </w:tcMar>
+            <w:vAlign w:val="center"/>
+          </w:tcPr>
+          <w:p>
+            <w:pPr>
+              <w:jc w:val="center"/>
+            </w:pPr>
+            <w:r/>
+            <w:r>
+              <w:rPr>
+                <w:rFonts w:ascii="DengXian" w:hAnsi="DengXian" w:eastAsia="DengXian"/>
+                <w:b w:val="0"/>
+                <w:sz w:val="18"/>
+              </w:rPr>
+              <w:t>1.510</w:t>
+            </w:r>
+          </w:p>
+        </w:tc>
+      </w:tr>
+      <w:tr>
+        <w:tc>
+          <w:tcPr>
+            <w:tcW w:type="dxa" w:w="2160"/>
+            <w:tcMar>
+              <w:top w:w="90" w:type="dxa"/>
+              <w:start w:w="110" w:type="dxa"/>
+              <w:bottom w:w="90" w:type="dxa"/>
+              <w:end w:w="110" w:type="dxa"/>
+            </w:tcMar>
+            <w:shd w:fill="F5F8FC"/>
+            <w:vAlign w:val="center"/>
+          </w:tcPr>
+          <w:p>
+            <w:pPr>
+              <w:jc w:val="left"/>
+            </w:pPr>
+            <w:r/>
+            <w:r>
+              <w:rPr>
+                <w:rFonts w:ascii="DengXian" w:hAnsi="DengXian" w:eastAsia="DengXian"/>
+                <w:b w:val="0"/>
+                <w:sz w:val="18"/>
+              </w:rPr>
+              <w:t>90 MHz</w:t>
+            </w:r>
+          </w:p>
+        </w:tc>
+        <w:tc>
+          <w:tcPr>
+            <w:tcW w:type="dxa" w:w="2448"/>
+            <w:tcMar>
+              <w:top w:w="90" w:type="dxa"/>
+              <w:start w:w="110" w:type="dxa"/>
+              <w:bottom w:w="90" w:type="dxa"/>
+              <w:end w:w="110" w:type="dxa"/>
+            </w:tcMar>
+            <w:shd w:fill="F5F8FC"/>
+            <w:vAlign w:val="center"/>
+          </w:tcPr>
+          <w:p>
+            <w:pPr>
+              <w:jc w:val="center"/>
+            </w:pPr>
+            <w:r/>
+            <w:r>
+              <w:rPr>
+                <w:rFonts w:ascii="DengXian" w:hAnsi="DengXian" w:eastAsia="DengXian"/>
+                <w:b w:val="0"/>
+                <w:sz w:val="18"/>
+              </w:rPr>
+              <w:t>2,843,232,531</w:t>
+            </w:r>
+          </w:p>
+        </w:tc>
+        <w:tc>
+          <w:tcPr>
+            <w:tcW w:type="dxa" w:w="2448"/>
+            <w:tcMar>
+              <w:top w:w="90" w:type="dxa"/>
+              <w:start w:w="110" w:type="dxa"/>
+              <w:bottom w:w="90" w:type="dxa"/>
+              <w:end w:w="110" w:type="dxa"/>
+            </w:tcMar>
+            <w:shd w:fill="F5F8FC"/>
+            <w:vAlign w:val="center"/>
+          </w:tcPr>
+          <w:p>
+            <w:pPr>
+              <w:jc w:val="center"/>
+            </w:pPr>
+            <w:r/>
+            <w:r>
+              <w:rPr>
+                <w:rFonts w:ascii="DengXian" w:hAnsi="DengXian" w:eastAsia="DengXian"/>
+                <w:b w:val="0"/>
+                <w:sz w:val="18"/>
+              </w:rPr>
+              <w:t>1,907,328,726</w:t>
+            </w:r>
+          </w:p>
+        </w:tc>
+        <w:tc>
+          <w:tcPr>
+            <w:tcW w:type="dxa" w:w="2448"/>
+            <w:tcMar>
+              <w:top w:w="90" w:type="dxa"/>
+              <w:start w:w="110" w:type="dxa"/>
+              <w:bottom w:w="90" w:type="dxa"/>
+              <w:end w:w="110" w:type="dxa"/>
+            </w:tcMar>
+            <w:shd w:fill="F5F8FC"/>
+            <w:vAlign w:val="center"/>
+          </w:tcPr>
+          <w:p>
+            <w:pPr>
+              <w:jc w:val="center"/>
+            </w:pPr>
+            <w:r/>
+            <w:r>
+              <w:rPr>
+                <w:rFonts w:ascii="DengXian" w:hAnsi="DengXian" w:eastAsia="DengXian"/>
+                <w:b w:val="0"/>
+                <w:sz w:val="18"/>
+              </w:rPr>
+              <w:t>1.490</w:t>
+            </w:r>
+          </w:p>
+        </w:tc>
+      </w:tr>
+    </w:tbl>
+    <w:p>
+      <w:pPr>
+        <w:spacing w:after="40"/>
+      </w:pPr>
+    </w:p>
+    <w:p>
+      <w:pPr>
+        <w:spacing w:after="120" w:line="300" w:lineRule="auto"/>
+      </w:pPr>
+      <w:r>
+        <w:rPr>
+          <w:rFonts w:ascii="DengXian" w:hAnsi="DengXian" w:eastAsia="DengXian"/>
+          <w:b w:val="0"/>
+          <w:sz w:val="22"/>
+        </w:rPr>
+        <w:t>第二张表的板级计数器取自 `release/evidence/` 下的 CoreMark 记录：50 MHz 为 `coremark_board.json`，80 / 85 / 90 MHz 分别为 `coremark_board_cm80_20260930.json`、`coremark_board_cm85_20260930.json`、`coremark_board_cm90_20260930.json`，均对应 CoreMark 专用位流。四个频点的板级 CPI 都在 ≈1.50，交付时钟 85 MHz 点写作 ≈1.50，且不得按四位有效数字引用：同一颗位流两次运行实测 1.494 与 1.508，而 ticks、Score、flushes 逐位相同，说明性能计数器窗口边界带来约 ±1% 抖动。Score、ticks 与官方 CRC 精确可复现，CPI 不可以。</w:t>
+      </w:r>
+    </w:p>
+    <w:p>
+      <w:pPr>
+        <w:spacing w:after="120" w:line="300" w:lineRule="auto"/>
+      </w:pPr>
+      <w:r>
+        <w:rPr>
+          <w:rFonts w:ascii="DengXian" w:hAnsi="DengXian" w:eastAsia="DengXian"/>
+          <w:b w:val="0"/>
+          <w:sz w:val="22"/>
+        </w:rPr>
+        <w:t>四个频点的 Score 与时钟严格成比例，CoreMark/MHz 恒为 0.936。85 MHz 一行与交付时钟一致，是交付口径的实体跑分；90 MHz 一行只说明 CPU 核心加最小 SoC 能跑 90 MHz 并跑完 CoreMark，不代表完整逻辑分析仪应用能在 90 MHz 工作（该频点 SPI 模式挂死，见下文时序章节）。`fpga/coremark_95m` 工程存在，但 PDS 时序违例（WNS −0.391 ns），从未上板，本报告不给出任何 95 MHz 分数。完整频点数据见 `release/evidence/fmax_ceiling/README.md`。</w:t>
+      </w:r>
+    </w:p>
+    <w:p>
+      <w:pPr>
+        <w:pStyle w:val="Heading2"/>
+        <w:keepNext/>
+      </w:pPr>
+      <w:r>
+        <w:t>RTL 仿真（同一 CoreMark 镜像，Predictor Off/On）</w:t>
+      </w:r>
+    </w:p>
+    <w:tbl>
+      <w:tblPr>
+        <w:tblStyle w:val="TableGrid"/>
+        <w:tblW w:type="auto" w:w="0"/>
+        <w:tblLayout w:type="fixed"/>
+        <w:tblLook w:firstColumn="1" w:firstRow="1" w:lastColumn="0" w:lastRow="0" w:noHBand="0" w:noVBand="1" w:val="04A0"/>
+      </w:tblPr>
+      <w:tblGrid>
+        <w:gridCol w:w="2498"/>
+        <w:gridCol w:w="2498"/>
+        <w:gridCol w:w="2498"/>
+        <w:gridCol w:w="2498"/>
+      </w:tblGrid>
+      <w:tr>
+        <w:trPr>
+          <w:tblHeader w:val="true"/>
+        </w:trPr>
+        <w:tc>
+          <w:tcPr>
+            <w:tcW w:type="dxa" w:w="2736"/>
+            <w:shd w:fill="17365D"/>
+            <w:tcMar>
+              <w:top w:w="90" w:type="dxa"/>
+              <w:start w:w="110" w:type="dxa"/>
+              <w:bottom w:w="90" w:type="dxa"/>
+              <w:end w:w="110" w:type="dxa"/>
+            </w:tcMar>
+            <w:vAlign w:val="center"/>
+          </w:tcPr>
+          <w:p>
+            <w:pPr>
+              <w:jc w:val="center"/>
+            </w:pPr>
+            <w:r/>
+            <w:r>
+              <w:rPr>
+                <w:rFonts w:ascii="DengXian" w:hAnsi="DengXian" w:eastAsia="DengXian"/>
+                <w:b/>
+                <w:color w:val="FFFFFF"/>
+                <w:sz w:val="19"/>
+              </w:rPr>
+              <w:t>指标</w:t>
+            </w:r>
+          </w:p>
+        </w:tc>
+        <w:tc>
+          <w:tcPr>
+            <w:tcW w:type="dxa" w:w="2448"/>
+            <w:shd w:fill="17365D"/>
+            <w:tcMar>
+              <w:top w:w="90" w:type="dxa"/>
+              <w:start w:w="110" w:type="dxa"/>
+              <w:bottom w:w="90" w:type="dxa"/>
+              <w:end w:w="110" w:type="dxa"/>
+            </w:tcMar>
+            <w:vAlign w:val="center"/>
+          </w:tcPr>
+          <w:p>
+            <w:pPr>
+              <w:jc w:val="center"/>
+            </w:pPr>
+            <w:r/>
+            <w:r>
+              <w:rPr>
+                <w:rFonts w:ascii="DengXian" w:hAnsi="DengXian" w:eastAsia="DengXian"/>
+                <w:b/>
+                <w:color w:val="FFFFFF"/>
+                <w:sz w:val="19"/>
+              </w:rPr>
+              <w:t>Predictor Off</w:t>
+            </w:r>
+          </w:p>
+        </w:tc>
+        <w:tc>
+          <w:tcPr>
+            <w:tcW w:type="dxa" w:w="2448"/>
+            <w:shd w:fill="17365D"/>
+            <w:tcMar>
+              <w:top w:w="90" w:type="dxa"/>
+              <w:start w:w="110" w:type="dxa"/>
+              <w:bottom w:w="90" w:type="dxa"/>
+              <w:end w:w="110" w:type="dxa"/>
+            </w:tcMar>
+            <w:vAlign w:val="center"/>
+          </w:tcPr>
+          <w:p>
+            <w:pPr>
+              <w:jc w:val="center"/>
+            </w:pPr>
+            <w:r/>
+            <w:r>
+              <w:rPr>
+                <w:rFonts w:ascii="DengXian" w:hAnsi="DengXian" w:eastAsia="DengXian"/>
+                <w:b/>
+                <w:color w:val="FFFFFF"/>
+                <w:sz w:val="19"/>
+              </w:rPr>
+              <w:t>Predictor On</w:t>
+            </w:r>
+          </w:p>
+        </w:tc>
+        <w:tc>
+          <w:tcPr>
+            <w:tcW w:type="dxa" w:w="1872"/>
+            <w:shd w:fill="17365D"/>
+            <w:tcMar>
+              <w:top w:w="90" w:type="dxa"/>
+              <w:start w:w="110" w:type="dxa"/>
+              <w:bottom w:w="90" w:type="dxa"/>
+              <w:end w:w="110" w:type="dxa"/>
+            </w:tcMar>
+            <w:vAlign w:val="center"/>
+          </w:tcPr>
+          <w:p>
+            <w:pPr>
+              <w:jc w:val="center"/>
+            </w:pPr>
+            <w:r/>
+            <w:r>
+              <w:rPr>
+                <w:rFonts w:ascii="DengXian" w:hAnsi="DengXian" w:eastAsia="DengXian"/>
+                <w:b/>
+                <w:color w:val="FFFFFF"/>
+                <w:sz w:val="19"/>
+              </w:rPr>
+              <w:t>证据类型</w:t>
+            </w:r>
+          </w:p>
+        </w:tc>
+      </w:tr>
+      <w:tr>
+        <w:tc>
+          <w:tcPr>
+            <w:tcW w:type="dxa" w:w="2736"/>
+            <w:tcMar>
+              <w:top w:w="90" w:type="dxa"/>
+              <w:start w:w="110" w:type="dxa"/>
+              <w:bottom w:w="90" w:type="dxa"/>
+              <w:end w:w="110" w:type="dxa"/>
+            </w:tcMar>
+            <w:vAlign w:val="center"/>
+          </w:tcPr>
+          <w:p>
+            <w:pPr>
+              <w:jc w:val="left"/>
+            </w:pPr>
+            <w:r/>
+            <w:r>
+              <w:rPr>
+                <w:rFonts w:ascii="DengXian" w:hAnsi="DengXian" w:eastAsia="DengXian"/>
+                <w:b w:val="0"/>
+                <w:sz w:val="18"/>
+              </w:rPr>
+              <w:t>cycles</w:t>
+            </w:r>
+          </w:p>
+        </w:tc>
+        <w:tc>
+          <w:tcPr>
+            <w:tcW w:type="dxa" w:w="2448"/>
+            <w:tcMar>
+              <w:top w:w="90" w:type="dxa"/>
+              <w:start w:w="110" w:type="dxa"/>
+              <w:bottom w:w="90" w:type="dxa"/>
+              <w:end w:w="110" w:type="dxa"/>
+            </w:tcMar>
+            <w:vAlign w:val="center"/>
+          </w:tcPr>
+          <w:p>
+            <w:pPr>
+              <w:jc w:val="center"/>
+            </w:pPr>
+            <w:r/>
+            <w:r>
+              <w:rPr>
+                <w:rFonts w:ascii="DengXian" w:hAnsi="DengXian" w:eastAsia="DengXian"/>
+                <w:b w:val="0"/>
+                <w:sz w:val="18"/>
+              </w:rPr>
+              <w:t>1,604,264</w:t>
+            </w:r>
+          </w:p>
+        </w:tc>
+        <w:tc>
+          <w:tcPr>
+            <w:tcW w:type="dxa" w:w="2448"/>
+            <w:tcMar>
+              <w:top w:w="90" w:type="dxa"/>
+              <w:start w:w="110" w:type="dxa"/>
+              <w:bottom w:w="90" w:type="dxa"/>
+              <w:end w:w="110" w:type="dxa"/>
+            </w:tcMar>
+            <w:vAlign w:val="center"/>
+          </w:tcPr>
+          <w:p>
+            <w:pPr>
+              <w:jc w:val="center"/>
+            </w:pPr>
+            <w:r/>
+            <w:r>
+              <w:rPr>
+                <w:rFonts w:ascii="DengXian" w:hAnsi="DengXian" w:eastAsia="DengXian"/>
+                <w:b w:val="0"/>
+                <w:sz w:val="18"/>
+              </w:rPr>
+              <w:t>1,251,724</w:t>
+            </w:r>
+          </w:p>
+        </w:tc>
+        <w:tc>
+          <w:tcPr>
+            <w:tcW w:type="dxa" w:w="1872"/>
+            <w:tcMar>
+              <w:top w:w="90" w:type="dxa"/>
+              <w:start w:w="110" w:type="dxa"/>
+              <w:bottom w:w="90" w:type="dxa"/>
+              <w:end w:w="110" w:type="dxa"/>
+            </w:tcMar>
+            <w:vAlign w:val="center"/>
+          </w:tcPr>
+          <w:p>
+            <w:pPr>
+              <w:jc w:val="center"/>
+            </w:pPr>
+            <w:r/>
+            <w:r>
+              <w:rPr>
+                <w:rFonts w:ascii="DengXian" w:hAnsi="DengXian" w:eastAsia="DengXian"/>
+                <w:b w:val="0"/>
+                <w:sz w:val="18"/>
+              </w:rPr>
+              <w:t>RTL 仿真计数器</w:t>
+            </w:r>
+          </w:p>
+        </w:tc>
+      </w:tr>
+      <w:tr>
+        <w:tc>
+          <w:tcPr>
+            <w:tcW w:type="dxa" w:w="2736"/>
+            <w:tcMar>
+              <w:top w:w="90" w:type="dxa"/>
+              <w:start w:w="110" w:type="dxa"/>
+              <w:bottom w:w="90" w:type="dxa"/>
+              <w:end w:w="110" w:type="dxa"/>
+            </w:tcMar>
+            <w:shd w:fill="F5F8FC"/>
+            <w:vAlign w:val="center"/>
+          </w:tcPr>
+          <w:p>
+            <w:pPr>
+              <w:jc w:val="left"/>
+            </w:pPr>
+            <w:r/>
+            <w:r>
+              <w:rPr>
+                <w:rFonts w:ascii="DengXian" w:hAnsi="DengXian" w:eastAsia="DengXian"/>
+                <w:b w:val="0"/>
+                <w:sz w:val="18"/>
+              </w:rPr>
+              <w:t>Instret</w:t>
+            </w:r>
+          </w:p>
+        </w:tc>
+        <w:tc>
+          <w:tcPr>
+            <w:tcW w:type="dxa" w:w="2448"/>
+            <w:tcMar>
+              <w:top w:w="90" w:type="dxa"/>
+              <w:start w:w="110" w:type="dxa"/>
+              <w:bottom w:w="90" w:type="dxa"/>
+              <w:end w:w="110" w:type="dxa"/>
+            </w:tcMar>
+            <w:shd w:fill="F5F8FC"/>
+            <w:vAlign w:val="center"/>
+          </w:tcPr>
+          <w:p>
+            <w:pPr>
+              <w:jc w:val="center"/>
+            </w:pPr>
+            <w:r/>
+            <w:r>
+              <w:rPr>
+                <w:rFonts w:ascii="DengXian" w:hAnsi="DengXian" w:eastAsia="DengXian"/>
+                <w:b w:val="0"/>
+                <w:sz w:val="18"/>
+              </w:rPr>
+              <w:t>776,138</w:t>
+            </w:r>
+          </w:p>
+        </w:tc>
+        <w:tc>
+          <w:tcPr>
+            <w:tcW w:type="dxa" w:w="2448"/>
+            <w:tcMar>
+              <w:top w:w="90" w:type="dxa"/>
+              <w:start w:w="110" w:type="dxa"/>
+              <w:bottom w:w="90" w:type="dxa"/>
+              <w:end w:w="110" w:type="dxa"/>
+            </w:tcMar>
+            <w:shd w:fill="F5F8FC"/>
+            <w:vAlign w:val="center"/>
+          </w:tcPr>
+          <w:p>
+            <w:pPr>
+              <w:jc w:val="center"/>
+            </w:pPr>
+            <w:r/>
+            <w:r>
+              <w:rPr>
+                <w:rFonts w:ascii="DengXian" w:hAnsi="DengXian" w:eastAsia="DengXian"/>
+                <w:b w:val="0"/>
+                <w:sz w:val="18"/>
+              </w:rPr>
+              <w:t>786,925</w:t>
+            </w:r>
+          </w:p>
+        </w:tc>
+        <w:tc>
+          <w:tcPr>
+            <w:tcW w:type="dxa" w:w="1872"/>
             <w:tcMar>
               <w:top w:w="90" w:type="dxa"/>
               <w:start w:w="110" w:type="dxa"/>
@@ -4265,7 +5825,7 @@
       <w:tr>
         <w:tc>
           <w:tcPr>
-            <w:tcW w:type="dxa" w:w="2880"/>
+            <w:tcW w:type="dxa" w:w="2736"/>
             <w:tcMar>
               <w:top w:w="90" w:type="dxa"/>
               <w:start w:w="110" w:type="dxa"/>
@@ -4285,13 +5845,13 @@
                 <w:b w:val="0"/>
                 <w:sz w:val="18"/>
               </w:rPr>
-              <w:t>Predictor On cycles</w:t>
+              <w:t>CPI</w:t>
             </w:r>
           </w:p>
         </w:tc>
         <w:tc>
           <w:tcPr>
-            <w:tcW w:type="dxa" w:w="2952"/>
+            <w:tcW w:type="dxa" w:w="2448"/>
             <w:tcMar>
               <w:top w:w="90" w:type="dxa"/>
               <w:start w:w="110" w:type="dxa"/>
@@ -4311,13 +5871,13 @@
                 <w:b w:val="0"/>
                 <w:sz w:val="18"/>
               </w:rPr>
-              <w:t>1,852,156</w:t>
+              <w:t>2.0670</w:t>
             </w:r>
           </w:p>
         </w:tc>
         <w:tc>
           <w:tcPr>
-            <w:tcW w:type="dxa" w:w="3672"/>
+            <w:tcW w:type="dxa" w:w="2448"/>
             <w:tcMar>
               <w:top w:w="90" w:type="dxa"/>
               <w:start w:w="110" w:type="dxa"/>
@@ -4337,7 +5897,33 @@
                 <w:b w:val="0"/>
                 <w:sz w:val="18"/>
               </w:rPr>
-              <w:t>RTL 仿真计数器</w:t>
+              <w:t>1.5907</w:t>
+            </w:r>
+          </w:p>
+        </w:tc>
+        <w:tc>
+          <w:tcPr>
+            <w:tcW w:type="dxa" w:w="1872"/>
+            <w:tcMar>
+              <w:top w:w="90" w:type="dxa"/>
+              <w:start w:w="110" w:type="dxa"/>
+              <w:bottom w:w="90" w:type="dxa"/>
+              <w:end w:w="110" w:type="dxa"/>
+            </w:tcMar>
+            <w:vAlign w:val="center"/>
+          </w:tcPr>
+          <w:p>
+            <w:pPr>
+              <w:jc w:val="center"/>
+            </w:pPr>
+            <w:r/>
+            <w:r>
+              <w:rPr>
+                <w:rFonts w:ascii="DengXian" w:hAnsi="DengXian" w:eastAsia="DengXian"/>
+                <w:b w:val="0"/>
+                <w:sz w:val="18"/>
+              </w:rPr>
+              <w:t>Cycles / Instret</w:t>
             </w:r>
           </w:p>
         </w:tc>
@@ -4345,7 +5931,7 @@
       <w:tr>
         <w:tc>
           <w:tcPr>
-            <w:tcW w:type="dxa" w:w="2880"/>
+            <w:tcW w:type="dxa" w:w="2736"/>
             <w:tcMar>
               <w:top w:w="90" w:type="dxa"/>
               <w:start w:w="110" w:type="dxa"/>
@@ -4366,13 +5952,13 @@
                 <w:b w:val="0"/>
                 <w:sz w:val="18"/>
               </w:rPr>
-              <w:t>Predictor On Instret</w:t>
+              <w:t>BTB hit / misprediction</w:t>
             </w:r>
           </w:p>
         </w:tc>
         <w:tc>
           <w:tcPr>
-            <w:tcW w:type="dxa" w:w="2952"/>
+            <w:tcW w:type="dxa" w:w="2448"/>
             <w:tcMar>
               <w:top w:w="90" w:type="dxa"/>
               <w:start w:w="110" w:type="dxa"/>
@@ -4393,13 +5979,40 @@
                 <w:b w:val="0"/>
                 <w:sz w:val="18"/>
               </w:rPr>
-              <w:t>779,952</w:t>
+              <w:t>0 / 161,742</w:t>
             </w:r>
           </w:p>
         </w:tc>
         <w:tc>
           <w:tcPr>
-            <w:tcW w:type="dxa" w:w="3672"/>
+            <w:tcW w:type="dxa" w:w="2448"/>
+            <w:tcMar>
+              <w:top w:w="90" w:type="dxa"/>
+              <w:start w:w="110" w:type="dxa"/>
+              <w:bottom w:w="90" w:type="dxa"/>
+              <w:end w:w="110" w:type="dxa"/>
+            </w:tcMar>
+            <w:shd w:fill="F5F8FC"/>
+            <w:vAlign w:val="center"/>
+          </w:tcPr>
+          <w:p>
+            <w:pPr>
+              <w:jc w:val="center"/>
+            </w:pPr>
+            <w:r/>
+            <w:r>
+              <w:rPr>
+                <w:rFonts w:ascii="DengXian" w:hAnsi="DengXian" w:eastAsia="DengXian"/>
+                <w:b w:val="0"/>
+                <w:sz w:val="18"/>
+              </w:rPr>
+              <w:t>221,615 / 69,120</w:t>
+            </w:r>
+          </w:p>
+        </w:tc>
+        <w:tc>
+          <w:tcPr>
+            <w:tcW w:type="dxa" w:w="1872"/>
             <w:tcMar>
               <w:top w:w="90" w:type="dxa"/>
               <w:start w:w="110" w:type="dxa"/>
@@ -4428,7 +6041,7 @@
       <w:tr>
         <w:tc>
           <w:tcPr>
-            <w:tcW w:type="dxa" w:w="2880"/>
+            <w:tcW w:type="dxa" w:w="2736"/>
             <w:tcMar>
               <w:top w:w="90" w:type="dxa"/>
               <w:start w:w="110" w:type="dxa"/>
@@ -4448,13 +6061,13 @@
                 <w:b w:val="0"/>
                 <w:sz w:val="18"/>
               </w:rPr>
-              <w:t>Predictor On CPI</w:t>
+              <w:t>周期减少</w:t>
             </w:r>
           </w:p>
         </w:tc>
         <w:tc>
           <w:tcPr>
-            <w:tcW w:type="dxa" w:w="2952"/>
+            <w:tcW w:type="dxa" w:w="2448"/>
             <w:tcMar>
               <w:top w:w="90" w:type="dxa"/>
               <w:start w:w="110" w:type="dxa"/>
@@ -4474,13 +6087,13 @@
                 <w:b w:val="0"/>
                 <w:sz w:val="18"/>
               </w:rPr>
-              <w:t>2.3747</w:t>
+              <w:t>—</w:t>
             </w:r>
           </w:p>
         </w:tc>
         <w:tc>
           <w:tcPr>
-            <w:tcW w:type="dxa" w:w="3672"/>
+            <w:tcW w:type="dxa" w:w="2448"/>
             <w:tcMar>
               <w:top w:w="90" w:type="dxa"/>
               <w:start w:w="110" w:type="dxa"/>
@@ -4500,76 +6113,19 @@
                 <w:b w:val="0"/>
                 <w:sz w:val="18"/>
               </w:rPr>
-              <w:t>Cycles / Instret</w:t>
+              <w:t>−21.98%</w:t>
             </w:r>
           </w:p>
         </w:tc>
-      </w:tr>
-      <w:tr>
         <w:tc>
           <w:tcPr>
-            <w:tcW w:type="dxa" w:w="2880"/>
+            <w:tcW w:type="dxa" w:w="1872"/>
             <w:tcMar>
               <w:top w:w="90" w:type="dxa"/>
               <w:start w:w="110" w:type="dxa"/>
               <w:bottom w:w="90" w:type="dxa"/>
               <w:end w:w="110" w:type="dxa"/>
             </w:tcMar>
-            <w:shd w:fill="F5F8FC"/>
-            <w:vAlign w:val="center"/>
-          </w:tcPr>
-          <w:p>
-            <w:pPr>
-              <w:jc w:val="left"/>
-            </w:pPr>
-            <w:r/>
-            <w:r>
-              <w:rPr>
-                <w:rFonts w:ascii="DengXian" w:hAnsi="DengXian" w:eastAsia="DengXian"/>
-                <w:b w:val="0"/>
-                <w:sz w:val="18"/>
-              </w:rPr>
-              <w:t>Predictor cycle reduction</w:t>
-            </w:r>
-          </w:p>
-        </w:tc>
-        <w:tc>
-          <w:tcPr>
-            <w:tcW w:type="dxa" w:w="2952"/>
-            <w:tcMar>
-              <w:top w:w="90" w:type="dxa"/>
-              <w:start w:w="110" w:type="dxa"/>
-              <w:bottom w:w="90" w:type="dxa"/>
-              <w:end w:w="110" w:type="dxa"/>
-            </w:tcMar>
-            <w:shd w:fill="F5F8FC"/>
-            <w:vAlign w:val="center"/>
-          </w:tcPr>
-          <w:p>
-            <w:pPr>
-              <w:jc w:val="center"/>
-            </w:pPr>
-            <w:r/>
-            <w:r>
-              <w:rPr>
-                <w:rFonts w:ascii="DengXian" w:hAnsi="DengXian" w:eastAsia="DengXian"/>
-                <w:b w:val="0"/>
-                <w:sz w:val="18"/>
-              </w:rPr>
-              <w:t>12.06%</w:t>
-            </w:r>
-          </w:p>
-        </w:tc>
-        <w:tc>
-          <w:tcPr>
-            <w:tcW w:type="dxa" w:w="3672"/>
-            <w:tcMar>
-              <w:top w:w="90" w:type="dxa"/>
-              <w:start w:w="110" w:type="dxa"/>
-              <w:bottom w:w="90" w:type="dxa"/>
-              <w:end w:w="110" w:type="dxa"/>
-            </w:tcMar>
-            <w:shd w:fill="F5F8FC"/>
             <w:vAlign w:val="center"/>
           </w:tcPr>
           <w:p>
@@ -4594,6 +6150,15 @@
         <w:spacing w:after="40"/>
       </w:pPr>
     </w:p>
+    <w:p>
+      <w:pPr>
+        <w:pStyle w:val="Heading2"/>
+        <w:keepNext/>
+      </w:pPr>
+      <w:r>
+        <w:t>最终配置资源与时序</w:t>
+      </w:r>
+    </w:p>
     <w:tbl>
       <w:tblPr>
         <w:tblStyle w:val="TableGrid"/>
@@ -4616,7 +6181,7 @@
         </w:trPr>
         <w:tc>
           <w:tcPr>
-            <w:tcW w:type="dxa" w:w="1800"/>
+            <w:tcW w:type="dxa" w:w="2520"/>
             <w:shd w:fill="17365D"/>
             <w:tcMar>
               <w:top w:w="90" w:type="dxa"/>
@@ -4778,7 +6343,7 @@
                 <w:color w:val="FFFFFF"/>
                 <w:sz w:val="19"/>
               </w:rPr>
-              <w:t>Hold WNS</w:t>
+              <w:t>Hold WHS</w:t>
             </w:r>
           </w:p>
         </w:tc>
@@ -4814,7 +6379,7 @@
       <w:tr>
         <w:tc>
           <w:tcPr>
-            <w:tcW w:type="dxa" w:w="1800"/>
+            <w:tcW w:type="dxa" w:w="2520"/>
             <w:tcMar>
               <w:top w:w="90" w:type="dxa"/>
               <w:start w:w="110" w:type="dxa"/>
@@ -4834,7 +6399,7 @@
                 <w:b w:val="0"/>
                 <w:sz w:val="18"/>
               </w:rPr>
-              <w:t>唯一最终版</w:t>
+              <w:t>交付主版本 85 MHz（`fpga/logic_analyzer_85m`）</w:t>
             </w:r>
           </w:p>
         </w:tc>
@@ -4860,7 +6425,7 @@
                 <w:b w:val="0"/>
                 <w:sz w:val="18"/>
               </w:rPr>
-              <w:t>3459</w:t>
+              <w:t>4814</w:t>
             </w:r>
           </w:p>
         </w:tc>
@@ -4886,7 +6451,7 @@
                 <w:b w:val="0"/>
                 <w:sz w:val="18"/>
               </w:rPr>
-              <w:t>3129</w:t>
+              <w:t>3858</w:t>
             </w:r>
           </w:p>
         </w:tc>
@@ -4938,7 +6503,7 @@
                 <w:b w:val="0"/>
                 <w:sz w:val="18"/>
               </w:rPr>
-              <w:t>+2.661 ns</w:t>
+              <w:t>+0.663 ns</w:t>
             </w:r>
           </w:p>
         </w:tc>
@@ -4964,7 +6529,7 @@
                 <w:b w:val="0"/>
                 <w:sz w:val="18"/>
               </w:rPr>
-              <w:t>+0.312 ns</w:t>
+              <w:t>+0.304 ns</w:t>
             </w:r>
           </w:p>
         </w:tc>
@@ -4990,7 +6555,198 @@
                 <w:b w:val="0"/>
                 <w:sz w:val="18"/>
               </w:rPr>
-              <w:t>57.6735 MHz</w:t>
+              <w:t>90.0766 MHz</w:t>
+            </w:r>
+          </w:p>
+        </w:tc>
+      </w:tr>
+      <w:tr>
+        <w:tc>
+          <w:tcPr>
+            <w:tcW w:type="dxa" w:w="2520"/>
+            <w:tcMar>
+              <w:top w:w="90" w:type="dxa"/>
+              <w:start w:w="110" w:type="dxa"/>
+              <w:bottom w:w="90" w:type="dxa"/>
+              <w:end w:w="110" w:type="dxa"/>
+            </w:tcMar>
+            <w:shd w:fill="F5F8FC"/>
+            <w:vAlign w:val="center"/>
+          </w:tcPr>
+          <w:p>
+            <w:pPr>
+              <w:jc w:val="left"/>
+            </w:pPr>
+            <w:r/>
+            <w:r>
+              <w:rPr>
+                <w:rFonts w:ascii="DengXian" w:hAnsi="DengXian" w:eastAsia="DengXian"/>
+                <w:b w:val="0"/>
+                <w:sz w:val="18"/>
+              </w:rPr>
+              <w:t>已验证备用版 50 MHz（`fpga/logic_analyzer`）</w:t>
+            </w:r>
+          </w:p>
+        </w:tc>
+        <w:tc>
+          <w:tcPr>
+            <w:tcW w:type="dxa" w:w="893"/>
+            <w:tcMar>
+              <w:top w:w="90" w:type="dxa"/>
+              <w:start w:w="110" w:type="dxa"/>
+              <w:bottom w:w="90" w:type="dxa"/>
+              <w:end w:w="110" w:type="dxa"/>
+            </w:tcMar>
+            <w:shd w:fill="F5F8FC"/>
+            <w:vAlign w:val="center"/>
+          </w:tcPr>
+          <w:p>
+            <w:pPr>
+              <w:jc w:val="center"/>
+            </w:pPr>
+            <w:r/>
+            <w:r>
+              <w:rPr>
+                <w:rFonts w:ascii="DengXian" w:hAnsi="DengXian" w:eastAsia="DengXian"/>
+                <w:b w:val="0"/>
+                <w:sz w:val="18"/>
+              </w:rPr>
+              <w:t>4536</w:t>
+            </w:r>
+          </w:p>
+        </w:tc>
+        <w:tc>
+          <w:tcPr>
+            <w:tcW w:type="dxa" w:w="893"/>
+            <w:tcMar>
+              <w:top w:w="90" w:type="dxa"/>
+              <w:start w:w="110" w:type="dxa"/>
+              <w:bottom w:w="90" w:type="dxa"/>
+              <w:end w:w="110" w:type="dxa"/>
+            </w:tcMar>
+            <w:shd w:fill="F5F8FC"/>
+            <w:vAlign w:val="center"/>
+          </w:tcPr>
+          <w:p>
+            <w:pPr>
+              <w:jc w:val="center"/>
+            </w:pPr>
+            <w:r/>
+            <w:r>
+              <w:rPr>
+                <w:rFonts w:ascii="DengXian" w:hAnsi="DengXian" w:eastAsia="DengXian"/>
+                <w:b w:val="0"/>
+                <w:sz w:val="18"/>
+              </w:rPr>
+              <w:t>3852</w:t>
+            </w:r>
+          </w:p>
+        </w:tc>
+        <w:tc>
+          <w:tcPr>
+            <w:tcW w:type="dxa" w:w="792"/>
+            <w:tcMar>
+              <w:top w:w="90" w:type="dxa"/>
+              <w:start w:w="110" w:type="dxa"/>
+              <w:bottom w:w="90" w:type="dxa"/>
+              <w:end w:w="110" w:type="dxa"/>
+            </w:tcMar>
+            <w:shd w:fill="F5F8FC"/>
+            <w:vAlign w:val="center"/>
+          </w:tcPr>
+          <w:p>
+            <w:pPr>
+              <w:jc w:val="center"/>
+            </w:pPr>
+            <w:r/>
+            <w:r>
+              <w:rPr>
+                <w:rFonts w:ascii="DengXian" w:hAnsi="DengXian" w:eastAsia="DengXian"/>
+                <w:b w:val="0"/>
+                <w:sz w:val="18"/>
+              </w:rPr>
+              <w:t>5.5</w:t>
+            </w:r>
+          </w:p>
+        </w:tc>
+        <w:tc>
+          <w:tcPr>
+            <w:tcW w:type="dxa" w:w="1296"/>
+            <w:tcMar>
+              <w:top w:w="90" w:type="dxa"/>
+              <w:start w:w="110" w:type="dxa"/>
+              <w:bottom w:w="90" w:type="dxa"/>
+              <w:end w:w="110" w:type="dxa"/>
+            </w:tcMar>
+            <w:shd w:fill="F5F8FC"/>
+            <w:vAlign w:val="center"/>
+          </w:tcPr>
+          <w:p>
+            <w:pPr>
+              <w:jc w:val="center"/>
+            </w:pPr>
+            <w:r/>
+            <w:r>
+              <w:rPr>
+                <w:rFonts w:ascii="DengXian" w:hAnsi="DengXian" w:eastAsia="DengXian"/>
+                <w:b w:val="0"/>
+                <w:sz w:val="18"/>
+              </w:rPr>
+              <w:t>+1.989 ns</w:t>
+            </w:r>
+          </w:p>
+        </w:tc>
+        <w:tc>
+          <w:tcPr>
+            <w:tcW w:type="dxa" w:w="1296"/>
+            <w:tcMar>
+              <w:top w:w="90" w:type="dxa"/>
+              <w:start w:w="110" w:type="dxa"/>
+              <w:bottom w:w="90" w:type="dxa"/>
+              <w:end w:w="110" w:type="dxa"/>
+            </w:tcMar>
+            <w:shd w:fill="F5F8FC"/>
+            <w:vAlign w:val="center"/>
+          </w:tcPr>
+          <w:p>
+            <w:pPr>
+              <w:jc w:val="center"/>
+            </w:pPr>
+            <w:r/>
+            <w:r>
+              <w:rPr>
+                <w:rFonts w:ascii="DengXian" w:hAnsi="DengXian" w:eastAsia="DengXian"/>
+                <w:b w:val="0"/>
+                <w:sz w:val="18"/>
+              </w:rPr>
+              <w:t>+0.315 ns</w:t>
+            </w:r>
+          </w:p>
+        </w:tc>
+        <w:tc>
+          <w:tcPr>
+            <w:tcW w:type="dxa" w:w="1512"/>
+            <w:tcMar>
+              <w:top w:w="90" w:type="dxa"/>
+              <w:start w:w="110" w:type="dxa"/>
+              <w:bottom w:w="90" w:type="dxa"/>
+              <w:end w:w="110" w:type="dxa"/>
+            </w:tcMar>
+            <w:shd w:fill="F5F8FC"/>
+            <w:vAlign w:val="center"/>
+          </w:tcPr>
+          <w:p>
+            <w:pPr>
+              <w:jc w:val="center"/>
+            </w:pPr>
+            <w:r/>
+            <w:r>
+              <w:rPr>
+                <w:rFonts w:ascii="DengXian" w:hAnsi="DengXian" w:eastAsia="DengXian"/>
+                <w:b w:val="0"/>
+                <w:sz w:val="18"/>
+              </w:rPr>
+              <w:t>55.5216 MHz</w:t>
             </w:r>
           </w:p>
         </w:tc>
@@ -5011,7 +6767,1006 @@
           <w:b w:val="0"/>
           <w:sz w:val="22"/>
         </w:rPr>
-        <w:t>资源与时序数字来自唯一最终 PDS 构建；CoreMark 性能来自同一流水线 RTL 的官方 CRC 仿真。二者均可自动复核，但不合并冒充实体板 CoreMark/LUT 成绩。</w:t>
+        <w:t>资源与时序数字来自 PDS 构建，两版均为 All Constraints Met，与 `release/evidence/automated_metrics.json` 及发布包 README 逐字段一致；布局布线后已实现 FF 为 3849（85 MHz 交付主版本）与 3843（50 MHz 备用版）。交付主版本的 85 MHz 时钟由片上 PLL 从板载 50 MHz 晶振生成：`50 MHz / IDIV 1 = PFD 50 MHz`、`× FDIV 17 = VCO 850 MHz`、`/ ODIV0 10 = 85.000 MHz`，为整数频率、无小数分频误差；PDS 自行推导该生成时钟并报 All Constraints Met，时序报告中该时钟名为 `clk_50m|u_pll/u_pll_85m/CLKOUT0_Inferred`，该生成时钟行给出的周期为 11.7647 ns（对应 85.0000 MHz，估算 Fmax 90.0766 MHz，Setup WNS +0.663 ns、Hold WHS +0.304 ns）。Fmax 相关口径分五类分别陈述，不得混用：交付配置 85 MHz（板级实测，J8 四模式连续 320 次零失败）；PDS 估算 90.0766 MHz；90 MHz 下 CoreMark 配置时序通过（slack +0.072 ns）并跑出 84.269，但完整逻辑分析仪应用在该频点 SPI 模式挂死且可复现，因此逻辑分析仪应用的板级上界记为 85 MHz，PDS 收敛上界约 90.6 MHz；95 MHz 违反 PDS 时序（WNS −0.391 ns），从未上板；最后一类是收紧约束候选的 PDS 估算值（明细见下表），它只代表时序能力上限，不代表板上跑得更快。旧的 `release/evidence/coremark_board_cpi50m.json` 与 `coremark_board_cpi80m.json` 属于 2026-09-17 那一代位流的记录，已被取代，不再作为引用来源。完整 Fmax 上界报告见 `release/evidence/fmax_ceiling/README.md`。</w:t>
+      </w:r>
+    </w:p>
+    <w:p>
+      <w:pPr>
+        <w:spacing w:after="120" w:line="300" w:lineRule="auto"/>
+      </w:pPr>
+      <w:r>
+        <w:rPr>
+          <w:rFonts w:ascii="DengXian" w:hAnsi="DengXian" w:eastAsia="DengXian"/>
+          <w:b w:val="0"/>
+          <w:sz w:val="22"/>
+        </w:rPr>
+        <w:t>与此并列的还有一组收紧约束候选（N4，2026-09-30）：同一份未改动的 RTL，只收紧 `.fdc` 约束、不新建工程也不用 PLL，用于探测时序能力上限。必须说清区别：这组候选只改约束、时钟仍是板载 50 MHz；交付设计达到 85 MHz 靠的是片上 PLL，不是靠收紧约束。</w:t>
+      </w:r>
+    </w:p>
+    <w:tbl>
+      <w:tblPr>
+        <w:tblStyle w:val="TableGrid"/>
+        <w:tblW w:type="auto" w:w="0"/>
+        <w:tblLayout w:type="fixed"/>
+        <w:tblLook w:firstColumn="1" w:firstRow="1" w:lastColumn="0" w:lastRow="0" w:noHBand="0" w:noVBand="1" w:val="04A0"/>
+      </w:tblPr>
+      <w:tblGrid>
+        <w:gridCol w:w="1428"/>
+        <w:gridCol w:w="1428"/>
+        <w:gridCol w:w="1428"/>
+        <w:gridCol w:w="1428"/>
+        <w:gridCol w:w="1428"/>
+        <w:gridCol w:w="1428"/>
+        <w:gridCol w:w="1428"/>
+      </w:tblGrid>
+      <w:tr>
+        <w:trPr>
+          <w:tblHeader w:val="true"/>
+        </w:trPr>
+        <w:tc>
+          <w:tcPr>
+            <w:tcW w:type="dxa" w:w="1728"/>
+            <w:shd w:fill="17365D"/>
+            <w:tcMar>
+              <w:top w:w="90" w:type="dxa"/>
+              <w:start w:w="110" w:type="dxa"/>
+              <w:bottom w:w="90" w:type="dxa"/>
+              <w:end w:w="110" w:type="dxa"/>
+            </w:tcMar>
+            <w:vAlign w:val="center"/>
+          </w:tcPr>
+          <w:p>
+            <w:pPr>
+              <w:jc w:val="center"/>
+            </w:pPr>
+            <w:r/>
+            <w:r>
+              <w:rPr>
+                <w:rFonts w:ascii="DengXian" w:hAnsi="DengXian" w:eastAsia="DengXian"/>
+                <w:b/>
+                <w:color w:val="FFFFFF"/>
+                <w:sz w:val="19"/>
+              </w:rPr>
+              <w:t>约束周期</w:t>
+            </w:r>
+          </w:p>
+        </w:tc>
+        <w:tc>
+          <w:tcPr>
+            <w:tcW w:type="dxa" w:w="2304"/>
+            <w:shd w:fill="17365D"/>
+            <w:tcMar>
+              <w:top w:w="90" w:type="dxa"/>
+              <w:start w:w="110" w:type="dxa"/>
+              <w:bottom w:w="90" w:type="dxa"/>
+              <w:end w:w="110" w:type="dxa"/>
+            </w:tcMar>
+            <w:vAlign w:val="center"/>
+          </w:tcPr>
+          <w:p>
+            <w:pPr>
+              <w:jc w:val="center"/>
+            </w:pPr>
+            <w:r/>
+            <w:r>
+              <w:rPr>
+                <w:rFonts w:ascii="DengXian" w:hAnsi="DengXian" w:eastAsia="DengXian"/>
+                <w:b/>
+                <w:color w:val="FFFFFF"/>
+                <w:sz w:val="19"/>
+              </w:rPr>
+              <w:t>目标频率</w:t>
+            </w:r>
+          </w:p>
+        </w:tc>
+        <w:tc>
+          <w:tcPr>
+            <w:tcW w:type="dxa" w:w="1656"/>
+            <w:shd w:fill="17365D"/>
+            <w:tcMar>
+              <w:top w:w="90" w:type="dxa"/>
+              <w:start w:w="110" w:type="dxa"/>
+              <w:bottom w:w="90" w:type="dxa"/>
+              <w:end w:w="110" w:type="dxa"/>
+            </w:tcMar>
+            <w:vAlign w:val="center"/>
+          </w:tcPr>
+          <w:p>
+            <w:pPr>
+              <w:jc w:val="center"/>
+            </w:pPr>
+            <w:r/>
+            <w:r>
+              <w:rPr>
+                <w:rFonts w:ascii="DengXian" w:hAnsi="DengXian" w:eastAsia="DengXian"/>
+                <w:b/>
+                <w:color w:val="FFFFFF"/>
+                <w:sz w:val="19"/>
+              </w:rPr>
+              <w:t>估算 Fmax</w:t>
+            </w:r>
+          </w:p>
+        </w:tc>
+        <w:tc>
+          <w:tcPr>
+            <w:tcW w:type="dxa" w:w="1440"/>
+            <w:shd w:fill="17365D"/>
+            <w:tcMar>
+              <w:top w:w="90" w:type="dxa"/>
+              <w:start w:w="110" w:type="dxa"/>
+              <w:bottom w:w="90" w:type="dxa"/>
+              <w:end w:w="110" w:type="dxa"/>
+            </w:tcMar>
+            <w:vAlign w:val="center"/>
+          </w:tcPr>
+          <w:p>
+            <w:pPr>
+              <w:jc w:val="center"/>
+            </w:pPr>
+            <w:r/>
+            <w:r>
+              <w:rPr>
+                <w:rFonts w:ascii="DengXian" w:hAnsi="DengXian" w:eastAsia="DengXian"/>
+                <w:b/>
+                <w:color w:val="FFFFFF"/>
+                <w:sz w:val="19"/>
+              </w:rPr>
+              <w:t>Setup WNS</w:t>
+            </w:r>
+          </w:p>
+        </w:tc>
+        <w:tc>
+          <w:tcPr>
+            <w:tcW w:type="dxa" w:w="864"/>
+            <w:shd w:fill="17365D"/>
+            <w:tcMar>
+              <w:top w:w="90" w:type="dxa"/>
+              <w:start w:w="110" w:type="dxa"/>
+              <w:bottom w:w="90" w:type="dxa"/>
+              <w:end w:w="110" w:type="dxa"/>
+            </w:tcMar>
+            <w:vAlign w:val="center"/>
+          </w:tcPr>
+          <w:p>
+            <w:pPr>
+              <w:jc w:val="center"/>
+            </w:pPr>
+            <w:r/>
+            <w:r>
+              <w:rPr>
+                <w:rFonts w:ascii="DengXian" w:hAnsi="DengXian" w:eastAsia="DengXian"/>
+                <w:b/>
+                <w:color w:val="FFFFFF"/>
+                <w:sz w:val="19"/>
+              </w:rPr>
+              <w:t>All Met</w:t>
+            </w:r>
+          </w:p>
+        </w:tc>
+        <w:tc>
+          <w:tcPr>
+            <w:tcW w:type="dxa" w:w="792"/>
+            <w:shd w:fill="17365D"/>
+            <w:tcMar>
+              <w:top w:w="90" w:type="dxa"/>
+              <w:start w:w="110" w:type="dxa"/>
+              <w:bottom w:w="90" w:type="dxa"/>
+              <w:end w:w="110" w:type="dxa"/>
+            </w:tcMar>
+            <w:vAlign w:val="center"/>
+          </w:tcPr>
+          <w:p>
+            <w:pPr>
+              <w:jc w:val="center"/>
+            </w:pPr>
+            <w:r/>
+            <w:r>
+              <w:rPr>
+                <w:rFonts w:ascii="DengXian" w:hAnsi="DengXian" w:eastAsia="DengXian"/>
+                <w:b/>
+                <w:color w:val="FFFFFF"/>
+                <w:sz w:val="19"/>
+              </w:rPr>
+              <w:t>LUT</w:t>
+            </w:r>
+          </w:p>
+        </w:tc>
+        <w:tc>
+          <w:tcPr>
+            <w:tcW w:type="dxa" w:w="720"/>
+            <w:shd w:fill="17365D"/>
+            <w:tcMar>
+              <w:top w:w="90" w:type="dxa"/>
+              <w:start w:w="110" w:type="dxa"/>
+              <w:bottom w:w="90" w:type="dxa"/>
+              <w:end w:w="110" w:type="dxa"/>
+            </w:tcMar>
+            <w:vAlign w:val="center"/>
+          </w:tcPr>
+          <w:p>
+            <w:pPr>
+              <w:jc w:val="center"/>
+            </w:pPr>
+            <w:r/>
+            <w:r>
+              <w:rPr>
+                <w:rFonts w:ascii="DengXian" w:hAnsi="DengXian" w:eastAsia="DengXian"/>
+                <w:b/>
+                <w:color w:val="FFFFFF"/>
+                <w:sz w:val="19"/>
+              </w:rPr>
+              <w:t>FF</w:t>
+            </w:r>
+          </w:p>
+        </w:tc>
+      </w:tr>
+      <w:tr>
+        <w:tc>
+          <w:tcPr>
+            <w:tcW w:type="dxa" w:w="1728"/>
+            <w:tcMar>
+              <w:top w:w="90" w:type="dxa"/>
+              <w:start w:w="110" w:type="dxa"/>
+              <w:bottom w:w="90" w:type="dxa"/>
+              <w:end w:w="110" w:type="dxa"/>
+            </w:tcMar>
+            <w:vAlign w:val="center"/>
+          </w:tcPr>
+          <w:p>
+            <w:pPr>
+              <w:jc w:val="left"/>
+            </w:pPr>
+            <w:r/>
+            <w:r>
+              <w:rPr>
+                <w:rFonts w:ascii="DengXian" w:hAnsi="DengXian" w:eastAsia="DengXian"/>
+                <w:b w:val="0"/>
+                <w:sz w:val="18"/>
+              </w:rPr>
+              <w:t>20.000 ns</w:t>
+            </w:r>
+          </w:p>
+        </w:tc>
+        <w:tc>
+          <w:tcPr>
+            <w:tcW w:type="dxa" w:w="2304"/>
+            <w:tcMar>
+              <w:top w:w="90" w:type="dxa"/>
+              <w:start w:w="110" w:type="dxa"/>
+              <w:bottom w:w="90" w:type="dxa"/>
+              <w:end w:w="110" w:type="dxa"/>
+            </w:tcMar>
+            <w:vAlign w:val="center"/>
+          </w:tcPr>
+          <w:p>
+            <w:pPr>
+              <w:jc w:val="center"/>
+            </w:pPr>
+            <w:r/>
+            <w:r>
+              <w:rPr>
+                <w:rFonts w:ascii="DengXian" w:hAnsi="DengXian" w:eastAsia="DengXian"/>
+                <w:b w:val="0"/>
+                <w:sz w:val="18"/>
+              </w:rPr>
+              <w:t>50 MHz（对应 50 MHz 备用配置）</w:t>
+            </w:r>
+          </w:p>
+        </w:tc>
+        <w:tc>
+          <w:tcPr>
+            <w:tcW w:type="dxa" w:w="1656"/>
+            <w:tcMar>
+              <w:top w:w="90" w:type="dxa"/>
+              <w:start w:w="110" w:type="dxa"/>
+              <w:bottom w:w="90" w:type="dxa"/>
+              <w:end w:w="110" w:type="dxa"/>
+            </w:tcMar>
+            <w:vAlign w:val="center"/>
+          </w:tcPr>
+          <w:p>
+            <w:pPr>
+              <w:jc w:val="center"/>
+            </w:pPr>
+            <w:r/>
+            <w:r>
+              <w:rPr>
+                <w:rFonts w:ascii="DengXian" w:hAnsi="DengXian" w:eastAsia="DengXian"/>
+                <w:b w:val="0"/>
+                <w:sz w:val="18"/>
+              </w:rPr>
+              <w:t>55.5216 MHz</w:t>
+            </w:r>
+          </w:p>
+        </w:tc>
+        <w:tc>
+          <w:tcPr>
+            <w:tcW w:type="dxa" w:w="1440"/>
+            <w:tcMar>
+              <w:top w:w="90" w:type="dxa"/>
+              <w:start w:w="110" w:type="dxa"/>
+              <w:bottom w:w="90" w:type="dxa"/>
+              <w:end w:w="110" w:type="dxa"/>
+            </w:tcMar>
+            <w:vAlign w:val="center"/>
+          </w:tcPr>
+          <w:p>
+            <w:pPr>
+              <w:jc w:val="center"/>
+            </w:pPr>
+            <w:r/>
+            <w:r>
+              <w:rPr>
+                <w:rFonts w:ascii="DengXian" w:hAnsi="DengXian" w:eastAsia="DengXian"/>
+                <w:b w:val="0"/>
+                <w:sz w:val="18"/>
+              </w:rPr>
+              <w:t>+1.989 ns</w:t>
+            </w:r>
+          </w:p>
+        </w:tc>
+        <w:tc>
+          <w:tcPr>
+            <w:tcW w:type="dxa" w:w="864"/>
+            <w:tcMar>
+              <w:top w:w="90" w:type="dxa"/>
+              <w:start w:w="110" w:type="dxa"/>
+              <w:bottom w:w="90" w:type="dxa"/>
+              <w:end w:w="110" w:type="dxa"/>
+            </w:tcMar>
+            <w:vAlign w:val="center"/>
+          </w:tcPr>
+          <w:p>
+            <w:pPr>
+              <w:jc w:val="center"/>
+            </w:pPr>
+            <w:r/>
+            <w:r>
+              <w:rPr>
+                <w:rFonts w:ascii="DengXian" w:hAnsi="DengXian" w:eastAsia="DengXian"/>
+                <w:b w:val="0"/>
+                <w:sz w:val="18"/>
+              </w:rPr>
+              <w:t>MET</w:t>
+            </w:r>
+          </w:p>
+        </w:tc>
+        <w:tc>
+          <w:tcPr>
+            <w:tcW w:type="dxa" w:w="792"/>
+            <w:tcMar>
+              <w:top w:w="90" w:type="dxa"/>
+              <w:start w:w="110" w:type="dxa"/>
+              <w:bottom w:w="90" w:type="dxa"/>
+              <w:end w:w="110" w:type="dxa"/>
+            </w:tcMar>
+            <w:vAlign w:val="center"/>
+          </w:tcPr>
+          <w:p>
+            <w:pPr>
+              <w:jc w:val="center"/>
+            </w:pPr>
+            <w:r/>
+            <w:r>
+              <w:rPr>
+                <w:rFonts w:ascii="DengXian" w:hAnsi="DengXian" w:eastAsia="DengXian"/>
+                <w:b w:val="0"/>
+                <w:sz w:val="18"/>
+              </w:rPr>
+              <w:t>4536</w:t>
+            </w:r>
+          </w:p>
+        </w:tc>
+        <w:tc>
+          <w:tcPr>
+            <w:tcW w:type="dxa" w:w="720"/>
+            <w:tcMar>
+              <w:top w:w="90" w:type="dxa"/>
+              <w:start w:w="110" w:type="dxa"/>
+              <w:bottom w:w="90" w:type="dxa"/>
+              <w:end w:w="110" w:type="dxa"/>
+            </w:tcMar>
+            <w:vAlign w:val="center"/>
+          </w:tcPr>
+          <w:p>
+            <w:pPr>
+              <w:jc w:val="center"/>
+            </w:pPr>
+            <w:r/>
+            <w:r>
+              <w:rPr>
+                <w:rFonts w:ascii="DengXian" w:hAnsi="DengXian" w:eastAsia="DengXian"/>
+                <w:b w:val="0"/>
+                <w:sz w:val="18"/>
+              </w:rPr>
+              <w:t>3852</w:t>
+            </w:r>
+          </w:p>
+        </w:tc>
+      </w:tr>
+      <w:tr>
+        <w:tc>
+          <w:tcPr>
+            <w:tcW w:type="dxa" w:w="1728"/>
+            <w:tcMar>
+              <w:top w:w="90" w:type="dxa"/>
+              <w:start w:w="110" w:type="dxa"/>
+              <w:bottom w:w="90" w:type="dxa"/>
+              <w:end w:w="110" w:type="dxa"/>
+            </w:tcMar>
+            <w:shd w:fill="F5F8FC"/>
+            <w:vAlign w:val="center"/>
+          </w:tcPr>
+          <w:p>
+            <w:pPr>
+              <w:jc w:val="left"/>
+            </w:pPr>
+            <w:r/>
+            <w:r>
+              <w:rPr>
+                <w:rFonts w:ascii="DengXian" w:hAnsi="DengXian" w:eastAsia="DengXian"/>
+                <w:b w:val="0"/>
+                <w:sz w:val="18"/>
+              </w:rPr>
+              <w:t>13.333 ns</w:t>
+            </w:r>
+          </w:p>
+        </w:tc>
+        <w:tc>
+          <w:tcPr>
+            <w:tcW w:type="dxa" w:w="2304"/>
+            <w:tcMar>
+              <w:top w:w="90" w:type="dxa"/>
+              <w:start w:w="110" w:type="dxa"/>
+              <w:bottom w:w="90" w:type="dxa"/>
+              <w:end w:w="110" w:type="dxa"/>
+            </w:tcMar>
+            <w:shd w:fill="F5F8FC"/>
+            <w:vAlign w:val="center"/>
+          </w:tcPr>
+          <w:p>
+            <w:pPr>
+              <w:jc w:val="center"/>
+            </w:pPr>
+            <w:r/>
+            <w:r>
+              <w:rPr>
+                <w:rFonts w:ascii="DengXian" w:hAnsi="DengXian" w:eastAsia="DengXian"/>
+                <w:b w:val="0"/>
+                <w:sz w:val="18"/>
+              </w:rPr>
+              <w:t>75 MHz</w:t>
+            </w:r>
+          </w:p>
+        </w:tc>
+        <w:tc>
+          <w:tcPr>
+            <w:tcW w:type="dxa" w:w="1656"/>
+            <w:tcMar>
+              <w:top w:w="90" w:type="dxa"/>
+              <w:start w:w="110" w:type="dxa"/>
+              <w:bottom w:w="90" w:type="dxa"/>
+              <w:end w:w="110" w:type="dxa"/>
+            </w:tcMar>
+            <w:shd w:fill="F5F8FC"/>
+            <w:vAlign w:val="center"/>
+          </w:tcPr>
+          <w:p>
+            <w:pPr>
+              <w:jc w:val="center"/>
+            </w:pPr>
+            <w:r/>
+            <w:r>
+              <w:rPr>
+                <w:rFonts w:ascii="DengXian" w:hAnsi="DengXian" w:eastAsia="DengXian"/>
+                <w:b w:val="0"/>
+                <w:sz w:val="18"/>
+              </w:rPr>
+              <w:t>80.0897 MHz</w:t>
+            </w:r>
+          </w:p>
+        </w:tc>
+        <w:tc>
+          <w:tcPr>
+            <w:tcW w:type="dxa" w:w="1440"/>
+            <w:tcMar>
+              <w:top w:w="90" w:type="dxa"/>
+              <w:start w:w="110" w:type="dxa"/>
+              <w:bottom w:w="90" w:type="dxa"/>
+              <w:end w:w="110" w:type="dxa"/>
+            </w:tcMar>
+            <w:shd w:fill="F5F8FC"/>
+            <w:vAlign w:val="center"/>
+          </w:tcPr>
+          <w:p>
+            <w:pPr>
+              <w:jc w:val="center"/>
+            </w:pPr>
+            <w:r/>
+            <w:r>
+              <w:rPr>
+                <w:rFonts w:ascii="DengXian" w:hAnsi="DengXian" w:eastAsia="DengXian"/>
+                <w:b w:val="0"/>
+                <w:sz w:val="18"/>
+              </w:rPr>
+              <w:t>+0.847 ns</w:t>
+            </w:r>
+          </w:p>
+        </w:tc>
+        <w:tc>
+          <w:tcPr>
+            <w:tcW w:type="dxa" w:w="864"/>
+            <w:tcMar>
+              <w:top w:w="90" w:type="dxa"/>
+              <w:start w:w="110" w:type="dxa"/>
+              <w:bottom w:w="90" w:type="dxa"/>
+              <w:end w:w="110" w:type="dxa"/>
+            </w:tcMar>
+            <w:shd w:fill="F5F8FC"/>
+            <w:vAlign w:val="center"/>
+          </w:tcPr>
+          <w:p>
+            <w:pPr>
+              <w:jc w:val="center"/>
+            </w:pPr>
+            <w:r/>
+            <w:r>
+              <w:rPr>
+                <w:rFonts w:ascii="DengXian" w:hAnsi="DengXian" w:eastAsia="DengXian"/>
+                <w:b w:val="0"/>
+                <w:sz w:val="18"/>
+              </w:rPr>
+              <w:t>MET</w:t>
+            </w:r>
+          </w:p>
+        </w:tc>
+        <w:tc>
+          <w:tcPr>
+            <w:tcW w:type="dxa" w:w="792"/>
+            <w:tcMar>
+              <w:top w:w="90" w:type="dxa"/>
+              <w:start w:w="110" w:type="dxa"/>
+              <w:bottom w:w="90" w:type="dxa"/>
+              <w:end w:w="110" w:type="dxa"/>
+            </w:tcMar>
+            <w:shd w:fill="F5F8FC"/>
+            <w:vAlign w:val="center"/>
+          </w:tcPr>
+          <w:p>
+            <w:pPr>
+              <w:jc w:val="center"/>
+            </w:pPr>
+            <w:r/>
+            <w:r>
+              <w:rPr>
+                <w:rFonts w:ascii="DengXian" w:hAnsi="DengXian" w:eastAsia="DengXian"/>
+                <w:b w:val="0"/>
+                <w:sz w:val="18"/>
+              </w:rPr>
+              <w:t>4805</w:t>
+            </w:r>
+          </w:p>
+        </w:tc>
+        <w:tc>
+          <w:tcPr>
+            <w:tcW w:type="dxa" w:w="720"/>
+            <w:tcMar>
+              <w:top w:w="90" w:type="dxa"/>
+              <w:start w:w="110" w:type="dxa"/>
+              <w:bottom w:w="90" w:type="dxa"/>
+              <w:end w:w="110" w:type="dxa"/>
+            </w:tcMar>
+            <w:shd w:fill="F5F8FC"/>
+            <w:vAlign w:val="center"/>
+          </w:tcPr>
+          <w:p>
+            <w:pPr>
+              <w:jc w:val="center"/>
+            </w:pPr>
+            <w:r/>
+            <w:r>
+              <w:rPr>
+                <w:rFonts w:ascii="DengXian" w:hAnsi="DengXian" w:eastAsia="DengXian"/>
+                <w:b w:val="0"/>
+                <w:sz w:val="18"/>
+              </w:rPr>
+              <w:t>3858</w:t>
+            </w:r>
+          </w:p>
+        </w:tc>
+      </w:tr>
+      <w:tr>
+        <w:tc>
+          <w:tcPr>
+            <w:tcW w:type="dxa" w:w="1728"/>
+            <w:tcMar>
+              <w:top w:w="90" w:type="dxa"/>
+              <w:start w:w="110" w:type="dxa"/>
+              <w:bottom w:w="90" w:type="dxa"/>
+              <w:end w:w="110" w:type="dxa"/>
+            </w:tcMar>
+            <w:vAlign w:val="center"/>
+          </w:tcPr>
+          <w:p>
+            <w:pPr>
+              <w:jc w:val="left"/>
+            </w:pPr>
+            <w:r/>
+            <w:r>
+              <w:rPr>
+                <w:rFonts w:ascii="DengXian" w:hAnsi="DengXian" w:eastAsia="DengXian"/>
+                <w:b w:val="0"/>
+                <w:sz w:val="18"/>
+              </w:rPr>
+              <w:t>12.500 ns</w:t>
+            </w:r>
+          </w:p>
+        </w:tc>
+        <w:tc>
+          <w:tcPr>
+            <w:tcW w:type="dxa" w:w="2304"/>
+            <w:tcMar>
+              <w:top w:w="90" w:type="dxa"/>
+              <w:start w:w="110" w:type="dxa"/>
+              <w:bottom w:w="90" w:type="dxa"/>
+              <w:end w:w="110" w:type="dxa"/>
+            </w:tcMar>
+            <w:vAlign w:val="center"/>
+          </w:tcPr>
+          <w:p>
+            <w:pPr>
+              <w:jc w:val="center"/>
+            </w:pPr>
+            <w:r/>
+            <w:r>
+              <w:rPr>
+                <w:rFonts w:ascii="DengXian" w:hAnsi="DengXian" w:eastAsia="DengXian"/>
+                <w:b w:val="0"/>
+                <w:sz w:val="18"/>
+              </w:rPr>
+              <w:t>80 MHz</w:t>
+            </w:r>
+          </w:p>
+        </w:tc>
+        <w:tc>
+          <w:tcPr>
+            <w:tcW w:type="dxa" w:w="1656"/>
+            <w:tcMar>
+              <w:top w:w="90" w:type="dxa"/>
+              <w:start w:w="110" w:type="dxa"/>
+              <w:bottom w:w="90" w:type="dxa"/>
+              <w:end w:w="110" w:type="dxa"/>
+            </w:tcMar>
+            <w:vAlign w:val="center"/>
+          </w:tcPr>
+          <w:p>
+            <w:pPr>
+              <w:jc w:val="center"/>
+            </w:pPr>
+            <w:r/>
+            <w:r>
+              <w:rPr>
+                <w:rFonts w:ascii="DengXian" w:hAnsi="DengXian" w:eastAsia="DengXian"/>
+                <w:b w:val="0"/>
+                <w:sz w:val="18"/>
+              </w:rPr>
+              <w:t>85.2370 MHz</w:t>
+            </w:r>
+          </w:p>
+        </w:tc>
+        <w:tc>
+          <w:tcPr>
+            <w:tcW w:type="dxa" w:w="1440"/>
+            <w:tcMar>
+              <w:top w:w="90" w:type="dxa"/>
+              <w:start w:w="110" w:type="dxa"/>
+              <w:bottom w:w="90" w:type="dxa"/>
+              <w:end w:w="110" w:type="dxa"/>
+            </w:tcMar>
+            <w:vAlign w:val="center"/>
+          </w:tcPr>
+          <w:p>
+            <w:pPr>
+              <w:jc w:val="center"/>
+            </w:pPr>
+            <w:r/>
+            <w:r>
+              <w:rPr>
+                <w:rFonts w:ascii="DengXian" w:hAnsi="DengXian" w:eastAsia="DengXian"/>
+                <w:b w:val="0"/>
+                <w:sz w:val="18"/>
+              </w:rPr>
+              <w:t>+0.768 ns</w:t>
+            </w:r>
+          </w:p>
+        </w:tc>
+        <w:tc>
+          <w:tcPr>
+            <w:tcW w:type="dxa" w:w="864"/>
+            <w:tcMar>
+              <w:top w:w="90" w:type="dxa"/>
+              <w:start w:w="110" w:type="dxa"/>
+              <w:bottom w:w="90" w:type="dxa"/>
+              <w:end w:w="110" w:type="dxa"/>
+            </w:tcMar>
+            <w:vAlign w:val="center"/>
+          </w:tcPr>
+          <w:p>
+            <w:pPr>
+              <w:jc w:val="center"/>
+            </w:pPr>
+            <w:r/>
+            <w:r>
+              <w:rPr>
+                <w:rFonts w:ascii="DengXian" w:hAnsi="DengXian" w:eastAsia="DengXian"/>
+                <w:b w:val="0"/>
+                <w:sz w:val="18"/>
+              </w:rPr>
+              <w:t>MET</w:t>
+            </w:r>
+          </w:p>
+        </w:tc>
+        <w:tc>
+          <w:tcPr>
+            <w:tcW w:type="dxa" w:w="792"/>
+            <w:tcMar>
+              <w:top w:w="90" w:type="dxa"/>
+              <w:start w:w="110" w:type="dxa"/>
+              <w:bottom w:w="90" w:type="dxa"/>
+              <w:end w:w="110" w:type="dxa"/>
+            </w:tcMar>
+            <w:vAlign w:val="center"/>
+          </w:tcPr>
+          <w:p>
+            <w:pPr>
+              <w:jc w:val="center"/>
+            </w:pPr>
+            <w:r/>
+            <w:r>
+              <w:rPr>
+                <w:rFonts w:ascii="DengXian" w:hAnsi="DengXian" w:eastAsia="DengXian"/>
+                <w:b w:val="0"/>
+                <w:sz w:val="18"/>
+              </w:rPr>
+              <w:t>4814</w:t>
+            </w:r>
+          </w:p>
+        </w:tc>
+        <w:tc>
+          <w:tcPr>
+            <w:tcW w:type="dxa" w:w="720"/>
+            <w:tcMar>
+              <w:top w:w="90" w:type="dxa"/>
+              <w:start w:w="110" w:type="dxa"/>
+              <w:bottom w:w="90" w:type="dxa"/>
+              <w:end w:w="110" w:type="dxa"/>
+            </w:tcMar>
+            <w:vAlign w:val="center"/>
+          </w:tcPr>
+          <w:p>
+            <w:pPr>
+              <w:jc w:val="center"/>
+            </w:pPr>
+            <w:r/>
+            <w:r>
+              <w:rPr>
+                <w:rFonts w:ascii="DengXian" w:hAnsi="DengXian" w:eastAsia="DengXian"/>
+                <w:b w:val="0"/>
+                <w:sz w:val="18"/>
+              </w:rPr>
+              <w:t>3858</w:t>
+            </w:r>
+          </w:p>
+        </w:tc>
+      </w:tr>
+      <w:tr>
+        <w:tc>
+          <w:tcPr>
+            <w:tcW w:type="dxa" w:w="1728"/>
+            <w:tcMar>
+              <w:top w:w="90" w:type="dxa"/>
+              <w:start w:w="110" w:type="dxa"/>
+              <w:bottom w:w="90" w:type="dxa"/>
+              <w:end w:w="110" w:type="dxa"/>
+            </w:tcMar>
+            <w:shd w:fill="F5F8FC"/>
+            <w:vAlign w:val="center"/>
+          </w:tcPr>
+          <w:p>
+            <w:pPr>
+              <w:jc w:val="left"/>
+            </w:pPr>
+            <w:r/>
+            <w:r>
+              <w:rPr>
+                <w:rFonts w:ascii="DengXian" w:hAnsi="DengXian" w:eastAsia="DengXian"/>
+                <w:b w:val="0"/>
+                <w:sz w:val="18"/>
+              </w:rPr>
+              <w:t>11.765 ns</w:t>
+            </w:r>
+          </w:p>
+        </w:tc>
+        <w:tc>
+          <w:tcPr>
+            <w:tcW w:type="dxa" w:w="2304"/>
+            <w:tcMar>
+              <w:top w:w="90" w:type="dxa"/>
+              <w:start w:w="110" w:type="dxa"/>
+              <w:bottom w:w="90" w:type="dxa"/>
+              <w:end w:w="110" w:type="dxa"/>
+            </w:tcMar>
+            <w:shd w:fill="F5F8FC"/>
+            <w:vAlign w:val="center"/>
+          </w:tcPr>
+          <w:p>
+            <w:pPr>
+              <w:jc w:val="center"/>
+            </w:pPr>
+            <w:r/>
+            <w:r>
+              <w:rPr>
+                <w:rFonts w:ascii="DengXian" w:hAnsi="DengXian" w:eastAsia="DengXian"/>
+                <w:b w:val="0"/>
+                <w:sz w:val="18"/>
+              </w:rPr>
+              <w:t>85 MHz</w:t>
+            </w:r>
+          </w:p>
+        </w:tc>
+        <w:tc>
+          <w:tcPr>
+            <w:tcW w:type="dxa" w:w="1656"/>
+            <w:tcMar>
+              <w:top w:w="90" w:type="dxa"/>
+              <w:start w:w="110" w:type="dxa"/>
+              <w:bottom w:w="90" w:type="dxa"/>
+              <w:end w:w="110" w:type="dxa"/>
+            </w:tcMar>
+            <w:shd w:fill="F5F8FC"/>
+            <w:vAlign w:val="center"/>
+          </w:tcPr>
+          <w:p>
+            <w:pPr>
+              <w:jc w:val="center"/>
+            </w:pPr>
+            <w:r/>
+            <w:r>
+              <w:rPr>
+                <w:rFonts w:ascii="DengXian" w:hAnsi="DengXian" w:eastAsia="DengXian"/>
+                <w:b w:val="0"/>
+                <w:sz w:val="18"/>
+              </w:rPr>
+              <w:t>89.2538 MHz</w:t>
+            </w:r>
+          </w:p>
+        </w:tc>
+        <w:tc>
+          <w:tcPr>
+            <w:tcW w:type="dxa" w:w="1440"/>
+            <w:tcMar>
+              <w:top w:w="90" w:type="dxa"/>
+              <w:start w:w="110" w:type="dxa"/>
+              <w:bottom w:w="90" w:type="dxa"/>
+              <w:end w:w="110" w:type="dxa"/>
+            </w:tcMar>
+            <w:shd w:fill="F5F8FC"/>
+            <w:vAlign w:val="center"/>
+          </w:tcPr>
+          <w:p>
+            <w:pPr>
+              <w:jc w:val="center"/>
+            </w:pPr>
+            <w:r/>
+            <w:r>
+              <w:rPr>
+                <w:rFonts w:ascii="DengXian" w:hAnsi="DengXian" w:eastAsia="DengXian"/>
+                <w:b w:val="0"/>
+                <w:sz w:val="18"/>
+              </w:rPr>
+              <w:t>+0.561 ns</w:t>
+            </w:r>
+          </w:p>
+        </w:tc>
+        <w:tc>
+          <w:tcPr>
+            <w:tcW w:type="dxa" w:w="864"/>
+            <w:tcMar>
+              <w:top w:w="90" w:type="dxa"/>
+              <w:start w:w="110" w:type="dxa"/>
+              <w:bottom w:w="90" w:type="dxa"/>
+              <w:end w:w="110" w:type="dxa"/>
+            </w:tcMar>
+            <w:shd w:fill="F5F8FC"/>
+            <w:vAlign w:val="center"/>
+          </w:tcPr>
+          <w:p>
+            <w:pPr>
+              <w:jc w:val="center"/>
+            </w:pPr>
+            <w:r/>
+            <w:r>
+              <w:rPr>
+                <w:rFonts w:ascii="DengXian" w:hAnsi="DengXian" w:eastAsia="DengXian"/>
+                <w:b w:val="0"/>
+                <w:sz w:val="18"/>
+              </w:rPr>
+              <w:t>MET</w:t>
+            </w:r>
+          </w:p>
+        </w:tc>
+        <w:tc>
+          <w:tcPr>
+            <w:tcW w:type="dxa" w:w="792"/>
+            <w:tcMar>
+              <w:top w:w="90" w:type="dxa"/>
+              <w:start w:w="110" w:type="dxa"/>
+              <w:bottom w:w="90" w:type="dxa"/>
+              <w:end w:w="110" w:type="dxa"/>
+            </w:tcMar>
+            <w:shd w:fill="F5F8FC"/>
+            <w:vAlign w:val="center"/>
+          </w:tcPr>
+          <w:p>
+            <w:pPr>
+              <w:jc w:val="center"/>
+            </w:pPr>
+            <w:r/>
+            <w:r>
+              <w:rPr>
+                <w:rFonts w:ascii="DengXian" w:hAnsi="DengXian" w:eastAsia="DengXian"/>
+                <w:b w:val="0"/>
+                <w:sz w:val="18"/>
+              </w:rPr>
+              <w:t>4794</w:t>
+            </w:r>
+          </w:p>
+        </w:tc>
+        <w:tc>
+          <w:tcPr>
+            <w:tcW w:type="dxa" w:w="720"/>
+            <w:tcMar>
+              <w:top w:w="90" w:type="dxa"/>
+              <w:start w:w="110" w:type="dxa"/>
+              <w:bottom w:w="90" w:type="dxa"/>
+              <w:end w:w="110" w:type="dxa"/>
+            </w:tcMar>
+            <w:shd w:fill="F5F8FC"/>
+            <w:vAlign w:val="center"/>
+          </w:tcPr>
+          <w:p>
+            <w:pPr>
+              <w:jc w:val="center"/>
+            </w:pPr>
+            <w:r/>
+            <w:r>
+              <w:rPr>
+                <w:rFonts w:ascii="DengXian" w:hAnsi="DengXian" w:eastAsia="DengXian"/>
+                <w:b w:val="0"/>
+                <w:sz w:val="18"/>
+              </w:rPr>
+              <w:t>3858</w:t>
+            </w:r>
+          </w:p>
+        </w:tc>
+      </w:tr>
+    </w:tbl>
+    <w:p>
+      <w:pPr>
+        <w:spacing w:after="40"/>
+      </w:pPr>
+    </w:p>
+    <w:p>
+      <w:pPr>
+        <w:spacing w:after="120" w:line="300" w:lineRule="auto"/>
+      </w:pPr>
+      <w:r>
+        <w:rPr>
+          <w:rFonts w:ascii="DengXian" w:hAnsi="DengXian" w:eastAsia="DengXian"/>
+          <w:b w:val="0"/>
+          <w:sz w:val="22"/>
+        </w:rPr>
+        <w:t>四个候选点使用完全相同的 RTL（`rtl_sha256.txt` 可交叉证明），其中 20.000 ns 一组的估算 Fmax / WNS / LUT / FF 与 `release/evidence/automated_metrics.json` 完全一致。11.765 ns 候选位流（`702EFAD1…`）做过板级功能验证：`PROGRAM PASS`、四模式 80/80 通过，且捕获数据与当时的交付位流逐字节相同，证明收紧约束只改布局布线、不改功能；但这绝不是 89.2538 MHz 的实测——板上跑的仍是 50 MHz 晶振，该数字始终是 PDS 估算值。证据见 `release/artifacts/fmax_tuning_2026-09-30/`、`release/evidence/fmax_candidate_board/` 与 `release/evidence/claims_map.md` §8。</w:t>
       </w:r>
     </w:p>
     <w:p>
@@ -5459,7 +8214,7 @@
           <w:b w:val="0"/>
           <w:sz w:val="22"/>
         </w:rPr>
-        <w:t>开发阶段的 DebugCore 用于观察退休、Branch 与 Flush，但不作为第二套交付配置。MES50HP 已完成最终位流下载和 J8 四模式 80/80 实体回环；Fabric Debugger 内部波形仍只在取得真实截图后陈述。最终包使用十项性能计数器保留可重复的量化证据。</w:t>
+        <w:t>开发阶段的 DebugCore 用于观察退休、Branch 与 Flush，但不作为第二套交付配置。MES50HP 已完成 85 MHz 交付主位流与 50 MHz 备用位流的下载，85 MHz 主位流完成 J8 四模式连续 320 次实体回环（零失败）；Fabric Debugger 内部波形仍只在取得真实截图后陈述。最终包使用十项性能计数器保留可重复的量化证据。</w:t>
       </w:r>
     </w:p>
     <w:p>
@@ -5653,7 +8408,7 @@
                 <w:b w:val="0"/>
                 <w:sz w:val="18"/>
               </w:rPr>
-              <w:t>sample_div 可调，50 MHz 时 sample_div=0 对应 50 MS/s</w:t>
+              <w:t>sample_div 可调；采样时钟即交付设计时钟 85 MHz，sample_div=0 为逐拍采样</w:t>
             </w:r>
           </w:p>
         </w:tc>
@@ -6373,7 +9128,7 @@
                 <w:b w:val="0"/>
                 <w:sz w:val="18"/>
               </w:rPr>
-              <w:t>80/80 PASS</w:t>
+              <w:t>320/320 PASS</w:t>
             </w:r>
           </w:p>
         </w:tc>
@@ -6399,7 +9154,7 @@
                 <w:b w:val="0"/>
                 <w:sz w:val="18"/>
               </w:rPr>
-              <w:t>static、counter、UART、SPI 各 20 次</w:t>
+              <w:t>85 MHz 主位流；static、counter、UART、SPI 四模式首轮 80 次加三轮 soak 各 80 次</w:t>
             </w:r>
           </w:p>
         </w:tc>
@@ -6601,7 +9356,7 @@
                 <w:b w:val="0"/>
                 <w:sz w:val="18"/>
               </w:rPr>
-              <w:t>P20，50 MHz，20.000 ns</w:t>
+              <w:t>P20 板载晶振 50 MHz（周期 20.000 ns）；交付设计经片上 PLL 输出 85.000 MHz（周期 11.7647 ns）</w:t>
             </w:r>
           </w:p>
         </w:tc>
@@ -6956,7 +9711,7 @@
                 <w:b w:val="0"/>
                 <w:sz w:val="18"/>
               </w:rPr>
-              <w:t>mes50hp_riscv_logic_analyzer.sbit</w:t>
+              <w:t>bitstream/mes50hp_riscv_logic_analyzer.sbit</w:t>
             </w:r>
           </w:p>
         </w:tc>
@@ -6982,7 +9737,7 @@
                 <w:b w:val="0"/>
                 <w:sz w:val="18"/>
               </w:rPr>
-              <w:t>唯一最终下载文件</w:t>
+              <w:t>85 MHz 主下载文件（交付默认）</w:t>
             </w:r>
           </w:p>
         </w:tc>
@@ -7008,7 +9763,90 @@
                 <w:b w:val="0"/>
                 <w:sz w:val="18"/>
               </w:rPr>
-              <w:t>完整 CPU 与逻辑分析仪应用</w:t>
+              <w:t>完整 CPU 与逻辑分析仪应用；SHA-256 `F7DFD321…BBA33AF8`</w:t>
+            </w:r>
+          </w:p>
+        </w:tc>
+      </w:tr>
+      <w:tr>
+        <w:tc>
+          <w:tcPr>
+            <w:tcW w:type="dxa" w:w="3528"/>
+            <w:tcMar>
+              <w:top w:w="90" w:type="dxa"/>
+              <w:start w:w="110" w:type="dxa"/>
+              <w:bottom w:w="90" w:type="dxa"/>
+              <w:end w:w="110" w:type="dxa"/>
+            </w:tcMar>
+            <w:shd w:fill="F5F8FC"/>
+            <w:vAlign w:val="center"/>
+          </w:tcPr>
+          <w:p>
+            <w:pPr>
+              <w:jc w:val="left"/>
+            </w:pPr>
+            <w:r/>
+            <w:r>
+              <w:rPr>
+                <w:rFonts w:ascii="DengXian" w:hAnsi="DengXian" w:eastAsia="DengXian"/>
+                <w:b w:val="0"/>
+                <w:sz w:val="18"/>
+              </w:rPr>
+              <w:t>bitstream/mes50hp_riscv_logic_analyzer_50m_fallback.sbit</w:t>
+            </w:r>
+          </w:p>
+        </w:tc>
+        <w:tc>
+          <w:tcPr>
+            <w:tcW w:type="dxa" w:w="3384"/>
+            <w:tcMar>
+              <w:top w:w="90" w:type="dxa"/>
+              <w:start w:w="110" w:type="dxa"/>
+              <w:bottom w:w="90" w:type="dxa"/>
+              <w:end w:w="110" w:type="dxa"/>
+            </w:tcMar>
+            <w:shd w:fill="F5F8FC"/>
+            <w:vAlign w:val="center"/>
+          </w:tcPr>
+          <w:p>
+            <w:pPr>
+              <w:jc w:val="center"/>
+            </w:pPr>
+            <w:r/>
+            <w:r>
+              <w:rPr>
+                <w:rFonts w:ascii="DengXian" w:hAnsi="DengXian" w:eastAsia="DengXian"/>
+                <w:b w:val="0"/>
+                <w:sz w:val="18"/>
+              </w:rPr>
+              <w:t>50 MHz 已验证备用下载文件</w:t>
+            </w:r>
+          </w:p>
+        </w:tc>
+        <w:tc>
+          <w:tcPr>
+            <w:tcW w:type="dxa" w:w="2592"/>
+            <w:tcMar>
+              <w:top w:w="90" w:type="dxa"/>
+              <w:start w:w="110" w:type="dxa"/>
+              <w:bottom w:w="90" w:type="dxa"/>
+              <w:end w:w="110" w:type="dxa"/>
+            </w:tcMar>
+            <w:shd w:fill="F5F8FC"/>
+            <w:vAlign w:val="center"/>
+          </w:tcPr>
+          <w:p>
+            <w:pPr>
+              <w:jc w:val="center"/>
+            </w:pPr>
+            <w:r/>
+            <w:r>
+              <w:rPr>
+                <w:rFonts w:ascii="DengXian" w:hAnsi="DengXian" w:eastAsia="DengXian"/>
+                <w:b w:val="0"/>
+                <w:sz w:val="18"/>
+              </w:rPr>
+              <w:t>主版本失败时切换；SHA-256 `BCAE040A…FDD184`</w:t>
             </w:r>
           </w:p>
         </w:tc>
@@ -7018,6 +9856,19 @@
       <w:pPr>
         <w:spacing w:after="40"/>
       </w:pPr>
+    </w:p>
+    <w:p>
+      <w:pPr>
+        <w:spacing w:after="120" w:line="300" w:lineRule="auto"/>
+      </w:pPr>
+      <w:r>
+        <w:rPr>
+          <w:rFonts w:ascii="DengXian" w:hAnsi="DengXian" w:eastAsia="DengXian"/>
+          <w:b w:val="0"/>
+          <w:sz w:val="22"/>
+        </w:rPr>
+        <w:t>主版本源工程为 `fpga/logic_analyzer_85m`，顶层模块 `mes50hp_logic_analyzer_pll_top`，位流路径 `fpga/logic_analyzer_85m/generate_bitstream/mes50hp_logic_analyzer_pll_top.sbit`；备用版本源工程为 `fpga/logic_analyzer`，顶层模块 `mes50hp_logic_analyzer_top`。两个位流随发布包一同交付，满足 `docs/roadmap.md` Task 35“主版本失败时能切换已验证备用版本”的要求。</w:t>
+      </w:r>
     </w:p>
     <w:p>
       <w:pPr>
@@ -7079,7 +9930,7 @@
           <w:b w:val="0"/>
           <w:sz w:val="22"/>
         </w:rPr>
-        <w:t>CoreMark 的官方 CRC、Predictor Off/On 和十项计数器由自动 RTL 回归复核；唯一最终 bitstream 用于完整逻辑分析仪应用演示。</w:t>
+        <w:t>交付主位流 `bitstream/mes50hp_riscv_logic_analyzer.sbit`（85 MHz，源工程 `fpga/logic_analyzer_85m`，顶层 `mes50hp_logic_analyzer_pll_top`，SHA-256 `F7DFD321250787B4FD71B18D85CF8F3E59309AFB3CE6383079CF4525BBA33AF8`）已通过 JTAG 下载，`The done bit is 1`。交付包同时提供已验证备用位流 `bitstream/mes50hp_riscv_logic_analyzer_50m_fallback.sbit`（50 MHz，SHA-256 `BCAE040A3B96652BB4B73907FFA03178C05453C0E9CD07E5697E401845FDD184`），满足 Task 35 的备用切换要求。实体 CoreMark 计分使用独立的 CoreMark 专用 bitstream，与交付的逻辑分析仪位流不是同一份：85 MHz（交付时钟）Score 79.587、2500 iterations、31.412 s，官方 CRC 校验 PASS；其余实测点为 50 MHz 46.816、80 MHz 74.905、90 MHz 84.269；板级 CPI 四个频点均为 ≈1.50（85 MHz 点 ≈1.50），CPI 对性能计数器窗口敏感，只作 ≈1.50 口径引用。</w:t>
       </w:r>
     </w:p>
     <w:p>
@@ -7093,7 +9944,7 @@
           <w:b w:val="0"/>
           <w:sz w:val="22"/>
         </w:rPr>
-        <w:t>J8-3↔4、7↔8、11↔12、15↔16、19↔20、23↔24、27↔28、31↔32 已完成实体回环，四种模式各 20 次，UART、JSON 和 VCD 已归档。</w:t>
+        <w:t>J8-3↔4、7↔8、11↔12、15↔16、19↔20、23↔24、27↔28、31↔32 已在 85 MHz 交付主位流上完成实体回环，四模式首轮各 20 次共 80/80 PASS，并完成三轮 soak 复测，累计连续 320 次零失败，UART、JSON 和 VCD 已归档（`release/evidence/logic_analyzer_board_85m/`、`release/evidence/logic_analyzer_board_85m_soak/`）。</w:t>
       </w:r>
     </w:p>
     <w:p>
@@ -7107,7 +9958,21 @@
           <w:b w:val="0"/>
           <w:sz w:val="22"/>
         </w:rPr>
-        <w:t>完成三轮断电五秒、重新供电、重新下载与复测，分别保存到 run01、run02、run03。</w:t>
+        <w:t>Fabric Debugger 已用 TCL 模式在实体板抓到 512 拍 CoreMark 流水线窗口（IPC 0.635 / CPI 1.575），证据见 `release/evidence/ila_coremark/README.md`。该组数字属于 2026-09-17 的 `fpga/coremark_ila` 批次（50 MHz、`mes50hp_coremark_top.sbit`），不是 85 MHz 交付主位流的采集结果，其板级对照也来自同批次记录，不得与当前批次（板级 CPI ≈1.50）做跨批次差值比较。</w:t>
+      </w:r>
+    </w:p>
+    <w:p>
+      <w:pPr>
+        <w:pStyle w:val="ListBullet"/>
+        <w:spacing w:after="60" w:line="276" w:lineRule="auto"/>
+      </w:pPr>
+      <w:r>
+        <w:rPr>
+          <w:rFonts w:ascii="DengXian" w:hAnsi="DengXian" w:eastAsia="DengXian"/>
+          <w:b w:val="0"/>
+          <w:sz w:val="22"/>
+        </w:rPr>
+        <w:t>尚未完成：三轮断电五秒、重新供电、重新下载与复测（run01 / run02 / run03）；以及最终成片视频素材。</w:t>
       </w:r>
     </w:p>
     <w:p>
@@ -7164,7 +10029,7 @@
         </w:trPr>
         <w:tc>
           <w:tcPr>
-            <w:tcW w:type="dxa" w:w="2088"/>
+            <w:tcW w:type="dxa" w:w="2520"/>
             <w:shd w:fill="17365D"/>
             <w:tcMar>
               <w:top w:w="90" w:type="dxa"/>
@@ -7192,7 +10057,7 @@
         </w:tc>
         <w:tc>
           <w:tcPr>
-            <w:tcW w:type="dxa" w:w="2376"/>
+            <w:tcW w:type="dxa" w:w="3672"/>
             <w:shd w:fill="17365D"/>
             <w:tcMar>
               <w:top w:w="90" w:type="dxa"/>
@@ -7220,7 +10085,7 @@
         </w:tc>
         <w:tc>
           <w:tcPr>
-            <w:tcW w:type="dxa" w:w="4608"/>
+            <w:tcW w:type="dxa" w:w="3168"/>
             <w:shd w:fill="17365D"/>
             <w:tcMar>
               <w:top w:w="90" w:type="dxa"/>
@@ -7250,7 +10115,7 @@
       <w:tr>
         <w:tc>
           <w:tcPr>
-            <w:tcW w:type="dxa" w:w="2088"/>
+            <w:tcW w:type="dxa" w:w="2520"/>
             <w:tcMar>
               <w:top w:w="90" w:type="dxa"/>
               <w:start w:w="110" w:type="dxa"/>
@@ -7276,7 +10141,7 @@
         </w:tc>
         <w:tc>
           <w:tcPr>
-            <w:tcW w:type="dxa" w:w="2376"/>
+            <w:tcW w:type="dxa" w:w="3672"/>
             <w:tcMar>
               <w:top w:w="90" w:type="dxa"/>
               <w:start w:w="110" w:type="dxa"/>
@@ -7296,13 +10161,13 @@
                 <w:b w:val="0"/>
                 <w:sz w:val="18"/>
               </w:rPr>
-              <w:t>未采集</w:t>
+              <w:t>已采集四个频点（50 MHz 46.816、80 MHz 74.905、85 MHz（交付时钟）79.587、90 MHz 84.269，CoreMark/MHz 恒为 0.936，CRC 全部 PASS，板级 CPI 四个频点均为 ≈1.50）</w:t>
             </w:r>
           </w:p>
         </w:tc>
         <w:tc>
           <w:tcPr>
-            <w:tcW w:type="dxa" w:w="4608"/>
+            <w:tcW w:type="dxa" w:w="3168"/>
             <w:tcMar>
               <w:top w:w="90" w:type="dxa"/>
               <w:start w:w="110" w:type="dxa"/>
@@ -7322,7 +10187,7 @@
                 <w:b w:val="0"/>
                 <w:sz w:val="18"/>
               </w:rPr>
-              <w:t>串口脚本 PASS，计时不少于 10 秒</w:t>
+              <w:t>满足：计时不少于 10 秒</w:t>
             </w:r>
           </w:p>
         </w:tc>
@@ -7330,7 +10195,7 @@
       <w:tr>
         <w:tc>
           <w:tcPr>
-            <w:tcW w:type="dxa" w:w="2088"/>
+            <w:tcW w:type="dxa" w:w="2520"/>
             <w:tcMar>
               <w:top w:w="90" w:type="dxa"/>
               <w:start w:w="110" w:type="dxa"/>
@@ -7357,7 +10222,7 @@
         </w:tc>
         <w:tc>
           <w:tcPr>
-            <w:tcW w:type="dxa" w:w="2376"/>
+            <w:tcW w:type="dxa" w:w="3672"/>
             <w:tcMar>
               <w:top w:w="90" w:type="dxa"/>
               <w:start w:w="110" w:type="dxa"/>
@@ -7378,13 +10243,13 @@
                 <w:b w:val="0"/>
                 <w:sz w:val="18"/>
               </w:rPr>
-              <w:t>80/80 PASS</w:t>
+              <w:t>320/320 PASS（85 MHz 交付主位流）</w:t>
             </w:r>
           </w:p>
         </w:tc>
         <w:tc>
           <w:tcPr>
-            <w:tcW w:type="dxa" w:w="4608"/>
+            <w:tcW w:type="dxa" w:w="3168"/>
             <w:tcMar>
               <w:top w:w="90" w:type="dxa"/>
               <w:start w:w="110" w:type="dxa"/>
@@ -7405,7 +10270,7 @@
                 <w:b w:val="0"/>
                 <w:sz w:val="18"/>
               </w:rPr>
-              <w:t>实体数据、协议解析与 VCD 已归档</w:t>
+              <w:t>满足：实体数据、协议解析与 VCD 已归档</w:t>
             </w:r>
           </w:p>
         </w:tc>
@@ -7413,7 +10278,7 @@
       <w:tr>
         <w:tc>
           <w:tcPr>
-            <w:tcW w:type="dxa" w:w="2088"/>
+            <w:tcW w:type="dxa" w:w="2520"/>
             <w:tcMar>
               <w:top w:w="90" w:type="dxa"/>
               <w:start w:w="110" w:type="dxa"/>
@@ -7433,13 +10298,13 @@
                 <w:b w:val="0"/>
                 <w:sz w:val="18"/>
               </w:rPr>
-              <w:t>断电压力</w:t>
+              <w:t>内部调试波形</w:t>
             </w:r>
           </w:p>
         </w:tc>
         <w:tc>
           <w:tcPr>
-            <w:tcW w:type="dxa" w:w="2376"/>
+            <w:tcW w:type="dxa" w:w="3672"/>
             <w:tcMar>
               <w:top w:w="90" w:type="dxa"/>
               <w:start w:w="110" w:type="dxa"/>
@@ -7459,19 +10324,102 @@
                 <w:b w:val="0"/>
                 <w:sz w:val="18"/>
               </w:rPr>
+              <w:t>已采集（512 拍 CoreMark 窗口，IPC 0.635 / CPI 1.575；来自 2026-09-17 的 `fpga/coremark_ila` 批次，非 85 MHz 交付位流）</w:t>
+            </w:r>
+          </w:p>
+        </w:tc>
+        <w:tc>
+          <w:tcPr>
+            <w:tcW w:type="dxa" w:w="3168"/>
+            <w:tcMar>
+              <w:top w:w="90" w:type="dxa"/>
+              <w:start w:w="110" w:type="dxa"/>
+              <w:bottom w:w="90" w:type="dxa"/>
+              <w:end w:w="110" w:type="dxa"/>
+            </w:tcMar>
+            <w:vAlign w:val="center"/>
+          </w:tcPr>
+          <w:p>
+            <w:pPr>
+              <w:jc w:val="center"/>
+            </w:pPr>
+            <w:r/>
+            <w:r>
+              <w:rPr>
+                <w:rFonts w:ascii="DengXian" w:hAnsi="DengXian" w:eastAsia="DengXian"/>
+                <w:b w:val="0"/>
+                <w:sz w:val="18"/>
+              </w:rPr>
+              <w:t>满足：Fabric Debugger 实体抓取</w:t>
+            </w:r>
+          </w:p>
+        </w:tc>
+      </w:tr>
+      <w:tr>
+        <w:tc>
+          <w:tcPr>
+            <w:tcW w:type="dxa" w:w="2520"/>
+            <w:tcMar>
+              <w:top w:w="90" w:type="dxa"/>
+              <w:start w:w="110" w:type="dxa"/>
+              <w:bottom w:w="90" w:type="dxa"/>
+              <w:end w:w="110" w:type="dxa"/>
+            </w:tcMar>
+            <w:shd w:fill="F5F8FC"/>
+            <w:vAlign w:val="center"/>
+          </w:tcPr>
+          <w:p>
+            <w:pPr>
+              <w:jc w:val="left"/>
+            </w:pPr>
+            <w:r/>
+            <w:r>
+              <w:rPr>
+                <w:rFonts w:ascii="DengXian" w:hAnsi="DengXian" w:eastAsia="DengXian"/>
+                <w:b w:val="0"/>
+                <w:sz w:val="18"/>
+              </w:rPr>
+              <w:t>断电压力</w:t>
+            </w:r>
+          </w:p>
+        </w:tc>
+        <w:tc>
+          <w:tcPr>
+            <w:tcW w:type="dxa" w:w="3672"/>
+            <w:tcMar>
+              <w:top w:w="90" w:type="dxa"/>
+              <w:start w:w="110" w:type="dxa"/>
+              <w:bottom w:w="90" w:type="dxa"/>
+              <w:end w:w="110" w:type="dxa"/>
+            </w:tcMar>
+            <w:shd w:fill="F5F8FC"/>
+            <w:vAlign w:val="center"/>
+          </w:tcPr>
+          <w:p>
+            <w:pPr>
+              <w:jc w:val="center"/>
+            </w:pPr>
+            <w:r/>
+            <w:r>
+              <w:rPr>
+                <w:rFonts w:ascii="DengXian" w:hAnsi="DengXian" w:eastAsia="DengXian"/>
+                <w:b w:val="0"/>
+                <w:sz w:val="18"/>
+              </w:rPr>
               <w:t>未执行</w:t>
             </w:r>
           </w:p>
         </w:tc>
         <w:tc>
           <w:tcPr>
-            <w:tcW w:type="dxa" w:w="4608"/>
+            <w:tcW w:type="dxa" w:w="3168"/>
             <w:tcMar>
               <w:top w:w="90" w:type="dxa"/>
               <w:start w:w="110" w:type="dxa"/>
               <w:bottom w:w="90" w:type="dxa"/>
               <w:end w:w="110" w:type="dxa"/>
             </w:tcMar>
+            <w:shd w:fill="F5F8FC"/>
             <w:vAlign w:val="center"/>
           </w:tcPr>
           <w:p>
@@ -7493,14 +10441,13 @@
       <w:tr>
         <w:tc>
           <w:tcPr>
-            <w:tcW w:type="dxa" w:w="2088"/>
+            <w:tcW w:type="dxa" w:w="2520"/>
             <w:tcMar>
               <w:top w:w="90" w:type="dxa"/>
               <w:start w:w="110" w:type="dxa"/>
               <w:bottom w:w="90" w:type="dxa"/>
               <w:end w:w="110" w:type="dxa"/>
             </w:tcMar>
-            <w:shd w:fill="F5F8FC"/>
             <w:vAlign w:val="center"/>
           </w:tcPr>
           <w:p>
@@ -7520,14 +10467,13 @@
         </w:tc>
         <w:tc>
           <w:tcPr>
-            <w:tcW w:type="dxa" w:w="2376"/>
+            <w:tcW w:type="dxa" w:w="3672"/>
             <w:tcMar>
               <w:top w:w="90" w:type="dxa"/>
               <w:start w:w="110" w:type="dxa"/>
               <w:bottom w:w="90" w:type="dxa"/>
               <w:end w:w="110" w:type="dxa"/>
             </w:tcMar>
-            <w:shd w:fill="F5F8FC"/>
             <w:vAlign w:val="center"/>
           </w:tcPr>
           <w:p>
@@ -7541,20 +10487,19 @@
                 <w:b w:val="0"/>
                 <w:sz w:val="18"/>
               </w:rPr>
-              <w:t>候选材料已生成</w:t>
+              <w:t>报告与 PPT 数字已对齐实体证据</w:t>
             </w:r>
           </w:p>
         </w:tc>
         <w:tc>
           <w:tcPr>
-            <w:tcW w:type="dxa" w:w="4608"/>
+            <w:tcW w:type="dxa" w:w="3168"/>
             <w:tcMar>
               <w:top w:w="90" w:type="dxa"/>
               <w:start w:w="110" w:type="dxa"/>
               <w:bottom w:w="90" w:type="dxa"/>
               <w:end w:w="110" w:type="dxa"/>
             </w:tcMar>
-            <w:shd w:fill="F5F8FC"/>
             <w:vAlign w:val="center"/>
           </w:tcPr>
           <w:p>
@@ -7568,7 +10513,7 @@
                 <w:b w:val="0"/>
                 <w:sz w:val="18"/>
               </w:rPr>
-              <w:t>替换待补证位置并核对同一清单</w:t>
+              <w:t>补齐断电压力与最终成片视频</w:t>
             </w:r>
           </w:p>
         </w:tc>
@@ -7589,7 +10534,7 @@
           <w:b w:val="0"/>
           <w:sz w:val="22"/>
         </w:rPr>
-        <w:t>项目目前满足自动化 Regression、PDS 发布和 G11 物理回环条件。实体 CoreMark、Fabric Debugger 波形、断电压力和最终视频仍按独立证据出口管理，因此版本保持 `competition_final_candidate`。这些项目不需要修改 CPU、外设 RTL、软件协议或 J8 约束。</w:t>
+        <w:t>项目目前满足自动化 Regression、PDS 发布、实体 CoreMark 计分、内部调试波形和物理回环条件。仅剩断电压力复测与最终成片视频按独立证据出口管理，因此版本保持 `competition_final_candidate`。这两项不需要修改 CPU、外设 RTL、软件协议或 J8 约束。此外，85 MHz 是逻辑分析仪应用的板级实测上界（90 MHz 下 SPI 模式挂死），PDS 收敛上界约 90.6 MHz；若现场需要进一步提速，必须重新做板级四模式验证，不得只依据 PDS 报告宣称更高频点可用。</w:t>
       </w:r>
     </w:p>
     <w:p>
@@ -7611,7 +10556,7 @@
           <w:b w:val="0"/>
           <w:sz w:val="22"/>
         </w:rPr>
-        <w:t>本项目完成了可由自动化证据追踪的 RV32I 单周期参考模型、五级流水线 Core、基础 SoC、官方 CoreMark 集成和八通道逻辑分析仪应用。统一事务接口与提交级比较把 CPU 正确性、外设扩展和性能分析连接成同一验证链。MES50HP J8 四模式实体回环已连续 80 次通过，剩余证据仅限 CoreMark 实体计分、内部调试波形、断电复测与视频素材。</w:t>
+        <w:t>本项目完成了可由自动化证据追踪的 RV32I 单周期参考模型、五级流水线 Core、基础 SoC、官方 CoreMark 集成和八通道逻辑分析仪应用。统一事务接口与提交级比较把 CPU 正确性、外设扩展和性能分析连接成同一验证链。交付设计在 MES50HP 上由板载 50 MHz 晶振经片上 PLL 以 85 MHz 运行，实体 CoreMark 达到 0.936 CoreMark/MHz（交付时钟 85 MHz 对应 Score 79.587、板级 CPI ≈1.50，四个频点 50/80/85/90 MHz 的 CRC 全部 PASS），J8 四模式实体回环连续 320 次零失败；未完成的证据仅剩三轮断电压力复测和最终成片视频。</w:t>
       </w:r>
     </w:p>
     <w:sectPr>
